--- a/templates/HQE_opera_intellettuale.docx
+++ b/templates/HQE_opera_intellettuale.docx
@@ -1,6 +1,6 @@
 
 <file path=word/document.xml><?xml version="1.0" encoding="utf-8"?>
-<w:document xmlns:wpc="http://schemas.microsoft.com/office/word/2010/wordprocessingCanvas" xmlns:cx="http://schemas.microsoft.com/office/drawing/2014/chartex" xmlns:cx1="http://schemas.microsoft.com/office/drawing/2015/9/8/chartex" xmlns:cx2="http://schemas.microsoft.com/office/drawing/2015/10/21/chartex" xmlns:cx3="http://schemas.microsoft.com/office/drawing/2016/5/9/chartex" xmlns:cx4="http://schemas.microsoft.com/office/drawing/2016/5/10/chartex" xmlns:cx5="http://schemas.microsoft.com/office/drawing/2016/5/11/chartex" xmlns:cx6="http://schemas.microsoft.com/office/drawing/2016/5/12/chartex" xmlns:cx7="http://schemas.microsoft.com/office/drawing/2016/5/13/chartex" xmlns:cx8="http://schemas.microsoft.com/office/drawing/2016/5/14/chartex" xmlns:mc="http://schemas.openxmlformats.org/markup-compatibility/2006" xmlns:aink="http://schemas.microsoft.com/office/drawing/2016/ink" xmlns:am3d="http://schemas.microsoft.com/office/drawing/2017/model3d" xmlns:o="urn:schemas-microsoft-com:office:office" xmlns:r="http://schemas.openxmlformats.org/officeDocument/2006/relationships" xmlns:m="http://schemas.openxmlformats.org/officeDocument/2006/math" xmlns:v="urn:schemas-microsoft-com:vml" xmlns:wp14="http://schemas.microsoft.com/office/word/2010/wordprocessingDrawing" xmlns:wp="http://schemas.openxmlformats.org/drawingml/2006/wordprocessingDrawing" xmlns:w10="urn:schemas-microsoft-com:office:word" xmlns:w="http://schemas.openxmlformats.org/wordprocessingml/2006/main" xmlns:w14="http://schemas.microsoft.com/office/word/2010/wordml" xmlns:w15="http://schemas.microsoft.com/office/word/2012/wordml" xmlns:w16cex="http://schemas.microsoft.com/office/word/2018/wordml/cex" xmlns:w16cid="http://schemas.microsoft.com/office/word/2016/wordml/cid" xmlns:w16="http://schemas.microsoft.com/office/word/2018/wordml" xmlns:w16sdtdh="http://schemas.microsoft.com/office/word/2020/wordml/sdtdatahash" xmlns:w16se="http://schemas.microsoft.com/office/word/2015/wordml/symex" xmlns:wpg="http://schemas.microsoft.com/office/word/2010/wordprocessingGroup" xmlns:wpi="http://schemas.microsoft.com/office/word/2010/wordprocessingInk" xmlns:wne="http://schemas.microsoft.com/office/word/2006/wordml" xmlns:wps="http://schemas.microsoft.com/office/word/2010/wordprocessingShape" mc:Ignorable="w14 w15 w16se w16cid w16 w16cex w16sdtdh wp14">
+<w:document xmlns:wpc="http://schemas.microsoft.com/office/word/2010/wordprocessingCanvas" xmlns:cx="http://schemas.microsoft.com/office/drawing/2014/chartex" xmlns:cx1="http://schemas.microsoft.com/office/drawing/2015/9/8/chartex" xmlns:cx2="http://schemas.microsoft.com/office/drawing/2015/10/21/chartex" xmlns:cx3="http://schemas.microsoft.com/office/drawing/2016/5/9/chartex" xmlns:cx4="http://schemas.microsoft.com/office/drawing/2016/5/10/chartex" xmlns:cx5="http://schemas.microsoft.com/office/drawing/2016/5/11/chartex" xmlns:cx6="http://schemas.microsoft.com/office/drawing/2016/5/12/chartex" xmlns:cx7="http://schemas.microsoft.com/office/drawing/2016/5/13/chartex" xmlns:cx8="http://schemas.microsoft.com/office/drawing/2016/5/14/chartex" xmlns:mc="http://schemas.openxmlformats.org/markup-compatibility/2006" xmlns:aink="http://schemas.microsoft.com/office/drawing/2016/ink" xmlns:am3d="http://schemas.microsoft.com/office/drawing/2017/model3d" xmlns:o="urn:schemas-microsoft-com:office:office" xmlns:oel="http://schemas.microsoft.com/office/2019/extlst" xmlns:r="http://schemas.openxmlformats.org/officeDocument/2006/relationships" xmlns:m="http://schemas.openxmlformats.org/officeDocument/2006/math" xmlns:v="urn:schemas-microsoft-com:vml" xmlns:wp14="http://schemas.microsoft.com/office/word/2010/wordprocessingDrawing" xmlns:wp="http://schemas.openxmlformats.org/drawingml/2006/wordprocessingDrawing" xmlns:w10="urn:schemas-microsoft-com:office:word" xmlns:w="http://schemas.openxmlformats.org/wordprocessingml/2006/main" xmlns:w14="http://schemas.microsoft.com/office/word/2010/wordml" xmlns:w15="http://schemas.microsoft.com/office/word/2012/wordml" xmlns:w16cex="http://schemas.microsoft.com/office/word/2018/wordml/cex" xmlns:w16cid="http://schemas.microsoft.com/office/word/2016/wordml/cid" xmlns:w16="http://schemas.microsoft.com/office/word/2018/wordml" xmlns:w16du="http://schemas.microsoft.com/office/word/2023/wordml/word16du" xmlns:w16sdtdh="http://schemas.microsoft.com/office/word/2020/wordml/sdtdatahash" xmlns:w16sdtfl="http://schemas.microsoft.com/office/word/2024/wordml/sdtformatlock" xmlns:w16se="http://schemas.microsoft.com/office/word/2015/wordml/symex" xmlns:wpg="http://schemas.microsoft.com/office/word/2010/wordprocessingGroup" xmlns:wpi="http://schemas.microsoft.com/office/word/2010/wordprocessingInk" xmlns:wne="http://schemas.microsoft.com/office/word/2006/wordml" xmlns:wps="http://schemas.microsoft.com/office/word/2010/wordprocessingShape" mc:Ignorable="w14 w15 w16se w16cid w16 w16cex w16sdtdh w16sdtfl w16du wp14">
   <w:body>
     <w:p>
       <w:pPr>
@@ -160,9 +160,8 @@
           <w:bCs/>
           <w:sz w:val="20"/>
           <w:szCs w:val="20"/>
-          <w:highlight w:val="yellow"/>
-        </w:rPr>
-        <w:t>_________________________</w:t>
+        </w:rPr>
+        <w:t>{{</w:t>
       </w:r>
       <w:r>
         <w:rPr>
@@ -171,6 +170,27 @@
           <w:bCs/>
           <w:sz w:val="20"/>
           <w:szCs w:val="20"/>
+          <w:highlight w:val="yellow"/>
+        </w:rPr>
+        <w:t>_________________________</w:t>
+      </w:r>
+      <w:r>
+        <w:rPr>
+          <w:rFonts w:ascii="Gotham Light" w:hAnsi="Gotham Light"/>
+          <w:b/>
+          <w:bCs/>
+          <w:sz w:val="20"/>
+          <w:szCs w:val="20"/>
+        </w:rPr>
+        <w:t>}}</w:t>
+      </w:r>
+      <w:r>
+        <w:rPr>
+          <w:rFonts w:ascii="Gotham Light" w:hAnsi="Gotham Light"/>
+          <w:b/>
+          <w:bCs/>
+          <w:sz w:val="20"/>
+          <w:szCs w:val="20"/>
         </w:rPr>
         <w:t xml:space="preserve"> </w:t>
       </w:r>
@@ -362,7 +382,7 @@
         <w:rPr>
           <w:noProof/>
         </w:rPr>
-        <w:pict>
+        <w:pict w14:anchorId="5745B887">
           <v:shapetype id="_x0000_t75" coordsize="21600,21600" o:spt="75" o:preferrelative="t" path="m@4@5l@4@11@9@11@9@5xe" filled="f" stroked="f">
             <v:stroke joinstyle="miter"/>
             <v:formulas>
@@ -505,9 +525,25 @@
           <w:rFonts w:ascii="Gotham Light" w:hAnsi="Gotham Light"/>
           <w:sz w:val="20"/>
           <w:szCs w:val="20"/>
+        </w:rPr>
+        <w:t>{{</w:t>
+      </w:r>
+      <w:r>
+        <w:rPr>
+          <w:rFonts w:ascii="Gotham Light" w:hAnsi="Gotham Light"/>
+          <w:sz w:val="20"/>
+          <w:szCs w:val="20"/>
           <w:highlight w:val="yellow"/>
         </w:rPr>
-        <w:t>nella progettazione di massima e ottenimento permessi in ambito fotovoltaico.</w:t>
+        <w:t>nella progettazione di massima e ottenimento permessi in ambito fotovoltaico</w:t>
+      </w:r>
+      <w:r>
+        <w:rPr>
+          <w:rFonts w:ascii="Gotham Light" w:hAnsi="Gotham Light"/>
+          <w:sz w:val="20"/>
+          <w:szCs w:val="20"/>
+        </w:rPr>
+        <w:t>}}.</w:t>
       </w:r>
       <w:r>
         <w:rPr>
@@ -622,6 +658,14 @@
           <w:rFonts w:ascii="Gotham Light" w:hAnsi="Gotham Light"/>
           <w:sz w:val="20"/>
           <w:szCs w:val="20"/>
+        </w:rPr>
+        <w:t>{{</w:t>
+      </w:r>
+      <w:r>
+        <w:rPr>
+          <w:rFonts w:ascii="Gotham Light" w:hAnsi="Gotham Light"/>
+          <w:sz w:val="20"/>
+          <w:szCs w:val="20"/>
           <w:highlight w:val="yellow"/>
         </w:rPr>
         <w:t>di</w:t>
@@ -643,7 +687,23 @@
           <w:szCs w:val="20"/>
           <w:highlight w:val="yellow"/>
         </w:rPr>
-        <w:t xml:space="preserve">progettazione di massima e ottenimento permessi in ambito fotovoltaico. </w:t>
+        <w:t>progettazione di massima e ottenimento permessi in ambito fotovoltaico</w:t>
+      </w:r>
+      <w:r>
+        <w:rPr>
+          <w:rFonts w:ascii="Gotham Light" w:hAnsi="Gotham Light"/>
+          <w:sz w:val="20"/>
+          <w:szCs w:val="20"/>
+        </w:rPr>
+        <w:t>}}</w:t>
+      </w:r>
+      <w:r>
+        <w:rPr>
+          <w:rFonts w:ascii="Gotham Light" w:hAnsi="Gotham Light"/>
+          <w:sz w:val="20"/>
+          <w:szCs w:val="20"/>
+        </w:rPr>
+        <w:t xml:space="preserve">. </w:t>
       </w:r>
     </w:p>
     <w:bookmarkEnd w:id="0"/>
@@ -837,6 +897,14 @@
           <w:rFonts w:ascii="Gotham Light" w:hAnsi="Gotham Light"/>
           <w:sz w:val="20"/>
           <w:szCs w:val="20"/>
+        </w:rPr>
+        <w:t>{{</w:t>
+      </w:r>
+      <w:r>
+        <w:rPr>
+          <w:rFonts w:ascii="Gotham Light" w:hAnsi="Gotham Light"/>
+          <w:sz w:val="20"/>
+          <w:szCs w:val="20"/>
           <w:highlight w:val="yellow"/>
         </w:rPr>
         <w:t xml:space="preserve">l’attività di </w:t>
@@ -848,7 +916,32 @@
           <w:szCs w:val="20"/>
           <w:highlight w:val="yellow"/>
         </w:rPr>
-        <w:t xml:space="preserve">progettazione di massima e ottenimento permessi in ambito fotovoltaico. </w:t>
+        <w:t>progettazione di massima e ottenimento permessi in ambito fotovoltaico</w:t>
+      </w:r>
+      <w:r>
+        <w:rPr>
+          <w:rFonts w:ascii="Gotham Light" w:hAnsi="Gotham Light"/>
+          <w:sz w:val="20"/>
+          <w:szCs w:val="20"/>
+        </w:rPr>
+        <w:t>}}</w:t>
+      </w:r>
+      <w:r>
+        <w:rPr>
+          <w:rFonts w:ascii="Gotham Light" w:hAnsi="Gotham Light"/>
+          <w:sz w:val="20"/>
+          <w:szCs w:val="20"/>
+        </w:rPr>
+        <w:t>.</w:t>
+      </w:r>
+      <w:r>
+        <w:rPr>
+          <w:rFonts w:ascii="Gotham Light" w:hAnsi="Gotham Light"/>
+          <w:sz w:val="20"/>
+          <w:szCs w:val="20"/>
+          <w:highlight w:val="yellow"/>
+        </w:rPr>
+        <w:t xml:space="preserve"> </w:t>
       </w:r>
     </w:p>
     <w:p>
@@ -955,7 +1048,16 @@
           <w:sz w:val="20"/>
           <w:szCs w:val="20"/>
         </w:rPr>
-        <w:t>Le clausole e le previsioni dell’ordinativo dei lavori hanno carattere essenziale e formano un unico ed inscindibile contesto con il presente atto. Pertanto, la violazione, anche di una soltanto, delle indicate clausole dà diritto al Cliente di richiedere la risoluzione immediata ed automatica del contratto, per fatto e colpa del professionista, con conseguente obbligo del risarcimento dei danni a carico di quest’ultimo.</w:t>
+        <w:t xml:space="preserve">Le clausole e le previsioni dell’ordinativo dei lavori hanno carattere essenziale e formano un unico ed inscindibile contesto con il presente atto. Pertanto, la violazione, anche di una soltanto, delle indicate clausole dà diritto al Cliente di richiedere la risoluzione immediata ed automatica del contratto, per fatto e colpa del professionista, con </w:t>
+      </w:r>
+      <w:r>
+        <w:rPr>
+          <w:rFonts w:ascii="Gotham Light" w:hAnsi="Gotham Light"/>
+          <w:sz w:val="20"/>
+          <w:szCs w:val="20"/>
+        </w:rPr>
+        <w:lastRenderedPageBreak/>
+        <w:t>conseguente obbligo del risarcimento dei danni a carico di quest’ultimo.</w:t>
       </w:r>
     </w:p>
     <w:p>
@@ -1097,6 +1199,14 @@
           <w:szCs w:val="20"/>
         </w:rPr>
         <w:t xml:space="preserve">escluso qualsiasi vincolo di subordinazione e di dipendenza del professionista, ovvero dei suoi collaboratori e/o ausiliari, con il Cliente, essendo il presente contratto stipulato con </w:t>
+      </w:r>
+      <w:r>
+        <w:rPr>
+          <w:rFonts w:ascii="Gotham Light" w:hAnsi="Gotham Light"/>
+          <w:sz w:val="20"/>
+          <w:szCs w:val="20"/>
+        </w:rPr>
+        <w:t>{{</w:t>
       </w:r>
       <w:r>
         <w:rPr>
@@ -1117,6 +1227,16 @@
           <w:sz w:val="20"/>
           <w:szCs w:val="20"/>
         </w:rPr>
+        <w:t>}}</w:t>
+      </w:r>
+      <w:r>
+        <w:rPr>
+          <w:rFonts w:ascii="Gotham Light" w:hAnsi="Gotham Light"/>
+          <w:b/>
+          <w:bCs/>
+          <w:sz w:val="20"/>
+          <w:szCs w:val="20"/>
+        </w:rPr>
         <w:t xml:space="preserve"> </w:t>
       </w:r>
       <w:r>
@@ -1265,6 +1385,14 @@
           <w:rFonts w:ascii="Gotham Light" w:hAnsi="Gotham Light"/>
           <w:sz w:val="20"/>
           <w:szCs w:val="20"/>
+        </w:rPr>
+        <w:t>{{</w:t>
+      </w:r>
+      <w:r>
+        <w:rPr>
+          <w:rFonts w:ascii="Gotham Light" w:hAnsi="Gotham Light"/>
+          <w:sz w:val="20"/>
+          <w:szCs w:val="20"/>
           <w:highlight w:val="yellow"/>
         </w:rPr>
         <w:t>__________________</w:t>
@@ -1274,7 +1402,14 @@
           <w:rFonts w:ascii="Gotham Light" w:hAnsi="Gotham Light"/>
           <w:sz w:val="20"/>
           <w:szCs w:val="20"/>
-          <w:highlight w:val="yellow"/>
+        </w:rPr>
+        <w:t>}}</w:t>
+      </w:r>
+      <w:r>
+        <w:rPr>
+          <w:rFonts w:ascii="Gotham Light" w:hAnsi="Gotham Light"/>
+          <w:sz w:val="20"/>
+          <w:szCs w:val="20"/>
         </w:rPr>
         <w:t>,</w:t>
       </w:r>
@@ -1369,7 +1504,7 @@
         <w:rPr>
           <w:noProof/>
         </w:rPr>
-        <w:pict>
+        <w:pict w14:anchorId="28C4F221">
           <v:shape id="_x0000_s2051" type="#_x0000_t75" style="position:absolute;margin-left:310.3pt;margin-top:43.35pt;width:186pt;height:89.25pt;z-index:251656192">
             <v:imagedata r:id="rId7" o:title="Firma HQ Engineering Barbera"/>
           </v:shape>
@@ -1427,6 +1562,14 @@
       <w:r>
         <w:rPr>
           <w:rFonts w:ascii="Gotham Light" w:hAnsi="Gotham Light"/>
+          <w:sz w:val="20"/>
+          <w:szCs w:val="20"/>
+        </w:rPr>
+        <w:t>{{</w:t>
+      </w:r>
+      <w:r>
+        <w:rPr>
+          <w:rFonts w:ascii="Gotham Light" w:hAnsi="Gotham Light"/>
           <w:b/>
           <w:bCs/>
           <w:sz w:val="20"/>
@@ -1460,6 +1603,16 @@
       <w:r>
         <w:rPr>
           <w:rFonts w:ascii="Gotham Light" w:hAnsi="Gotham Light"/>
+          <w:b/>
+          <w:bCs/>
+          <w:sz w:val="20"/>
+          <w:szCs w:val="20"/>
+        </w:rPr>
+        <w:t>}}</w:t>
+      </w:r>
+      <w:r>
+        <w:rPr>
+          <w:rFonts w:ascii="Gotham Light" w:hAnsi="Gotham Light"/>
           <w:sz w:val="20"/>
           <w:szCs w:val="20"/>
         </w:rPr>
@@ -1872,7 +2025,7 @@
         <w:rPr>
           <w:noProof/>
         </w:rPr>
-        <w:pict>
+        <w:pict w14:anchorId="2689A2B9">
           <v:shape id="_x0000_s2052" type="#_x0000_t75" style="position:absolute;left:0;text-align:left;margin-left:335.4pt;margin-top:70.5pt;width:186pt;height:89.25pt;z-index:251657216">
             <v:imagedata r:id="rId7" o:title="Firma HQ Engineering Barbera"/>
           </v:shape>
@@ -1932,6 +2085,7 @@
           <w:sz w:val="20"/>
           <w:szCs w:val="20"/>
         </w:rPr>
+        <w:lastRenderedPageBreak/>
         <w:t>È</w:t>
       </w:r>
       <w:r>
@@ -2290,7 +2444,7 @@
         <w:rPr>
           <w:noProof/>
         </w:rPr>
-        <w:pict>
+        <w:pict w14:anchorId="093458AB">
           <v:shape id="_x0000_s2053" type="#_x0000_t75" style="position:absolute;left:0;text-align:left;margin-left:333pt;margin-top:21.95pt;width:186pt;height:89.25pt;z-index:251658240">
             <v:imagedata r:id="rId7" o:title="Firma HQ Engineering Barbera"/>
           </v:shape>
@@ -2315,6 +2469,7 @@
           <w:sz w:val="20"/>
           <w:szCs w:val="20"/>
         </w:rPr>
+        <w:lastRenderedPageBreak/>
         <w:t>Art. 11 Foro competente.</w:t>
       </w:r>
     </w:p>
@@ -2431,9 +2586,25 @@
           <w:rFonts w:ascii="Gotham Light" w:hAnsi="Gotham Light"/>
           <w:sz w:val="20"/>
           <w:szCs w:val="20"/>
+        </w:rPr>
+        <w:t>{{</w:t>
+      </w:r>
+      <w:r>
+        <w:rPr>
+          <w:rFonts w:ascii="Gotham Light" w:hAnsi="Gotham Light"/>
+          <w:sz w:val="20"/>
+          <w:szCs w:val="20"/>
           <w:highlight w:val="yellow"/>
         </w:rPr>
         <w:t>29/10/2025</w:t>
+      </w:r>
+      <w:r>
+        <w:rPr>
+          <w:rFonts w:ascii="Gotham Light" w:hAnsi="Gotham Light"/>
+          <w:sz w:val="20"/>
+          <w:szCs w:val="20"/>
+        </w:rPr>
+        <w:t>}}</w:t>
       </w:r>
     </w:p>
     <w:p>
@@ -2561,7 +2732,7 @@
           <w:szCs w:val="20"/>
           <w:lang w:val="en-US"/>
         </w:rPr>
-        <w:pict>
+        <w:pict w14:anchorId="383A5A35">
           <v:shape id="_x0000_s2056" type="#_x0000_t75" style="position:absolute;left:0;text-align:left;margin-left:-.55pt;margin-top:16.7pt;width:186pt;height:89.25pt;z-index:251660288">
             <v:imagedata r:id="rId7" o:title="Firma HQ Engineering Barbera"/>
           </v:shape>
@@ -2612,6 +2783,7 @@
         </w:rPr>
         <w:tab/>
       </w:r>
+      <w:proofErr w:type="gramStart"/>
       <w:r>
         <w:rPr>
           <w:rFonts w:ascii="Gotham Light" w:hAnsi="Gotham Light"/>
@@ -2630,6 +2802,15 @@
           <w:lang w:val="en-US"/>
         </w:rPr>
         <w:tab/>
+      </w:r>
+      <w:proofErr w:type="gramEnd"/>
+      <w:r>
+        <w:rPr>
+          <w:rFonts w:ascii="Gotham Light" w:hAnsi="Gotham Light"/>
+          <w:sz w:val="20"/>
+          <w:szCs w:val="20"/>
+          <w:lang w:val="en-US"/>
+        </w:rPr>
         <w:t xml:space="preserve"> </w:t>
       </w:r>
       <w:r>
@@ -2647,7 +2828,33 @@
           <w:sz w:val="20"/>
           <w:szCs w:val="20"/>
         </w:rPr>
-        <w:t xml:space="preserve">        </w:t>
+        <w:t xml:space="preserve">     </w:t>
+      </w:r>
+      <w:proofErr w:type="gramStart"/>
+      <w:r>
+        <w:rPr>
+          <w:rFonts w:ascii="Gotham Light" w:hAnsi="Gotham Light"/>
+          <w:sz w:val="20"/>
+          <w:szCs w:val="20"/>
+        </w:rPr>
+        <w:t xml:space="preserve">   </w:t>
+      </w:r>
+      <w:r>
+        <w:rPr>
+          <w:rFonts w:ascii="Gotham Light" w:hAnsi="Gotham Light"/>
+          <w:sz w:val="20"/>
+          <w:szCs w:val="20"/>
+        </w:rPr>
+        <w:t>{</w:t>
+      </w:r>
+      <w:proofErr w:type="gramEnd"/>
+      <w:r>
+        <w:rPr>
+          <w:rFonts w:ascii="Gotham Light" w:hAnsi="Gotham Light"/>
+          <w:sz w:val="20"/>
+          <w:szCs w:val="20"/>
+        </w:rPr>
+        <w:t>{</w:t>
       </w:r>
       <w:r>
         <w:rPr>
@@ -2660,220 +2867,6 @@
         </w:rPr>
         <w:t>_______________________</w:t>
       </w:r>
-    </w:p>
-    <w:p>
-      <w:pPr>
-        <w:spacing w:line="360" w:lineRule="auto"/>
-        <w:jc w:val="both"/>
-        <w:rPr>
-          <w:rFonts w:ascii="Gotham Light" w:hAnsi="Gotham Light"/>
-          <w:sz w:val="20"/>
-          <w:szCs w:val="20"/>
-          <w:lang w:val="en-US"/>
-        </w:rPr>
-      </w:pPr>
-    </w:p>
-    <w:p>
-      <w:pPr>
-        <w:spacing w:line="360" w:lineRule="auto"/>
-        <w:jc w:val="both"/>
-        <w:rPr>
-          <w:rFonts w:ascii="Gotham Light" w:hAnsi="Gotham Light"/>
-          <w:sz w:val="20"/>
-          <w:szCs w:val="20"/>
-          <w:lang w:val="en-US"/>
-        </w:rPr>
-      </w:pPr>
-    </w:p>
-    <w:p>
-      <w:pPr>
-        <w:spacing w:line="360" w:lineRule="auto"/>
-        <w:jc w:val="both"/>
-        <w:rPr>
-          <w:rFonts w:ascii="Gotham Light" w:hAnsi="Gotham Light"/>
-          <w:sz w:val="20"/>
-          <w:szCs w:val="20"/>
-          <w:lang w:val="en-US"/>
-        </w:rPr>
-      </w:pPr>
-    </w:p>
-    <w:p>
-      <w:pPr>
-        <w:spacing w:line="360" w:lineRule="auto"/>
-        <w:jc w:val="both"/>
-        <w:rPr>
-          <w:rFonts w:ascii="Gotham Light" w:hAnsi="Gotham Light"/>
-          <w:sz w:val="20"/>
-          <w:szCs w:val="20"/>
-          <w:lang w:val="en-US"/>
-        </w:rPr>
-      </w:pPr>
-    </w:p>
-    <w:p>
-      <w:pPr>
-        <w:spacing w:line="360" w:lineRule="auto"/>
-        <w:jc w:val="both"/>
-        <w:rPr>
-          <w:rFonts w:ascii="Gotham Light" w:hAnsi="Gotham Light"/>
-          <w:sz w:val="20"/>
-          <w:szCs w:val="20"/>
-          <w:lang w:val="en-US"/>
-        </w:rPr>
-      </w:pPr>
-    </w:p>
-    <w:p>
-      <w:pPr>
-        <w:spacing w:line="360" w:lineRule="auto"/>
-        <w:jc w:val="both"/>
-        <w:rPr>
-          <w:rFonts w:ascii="Gotham Light" w:hAnsi="Gotham Light"/>
-          <w:sz w:val="20"/>
-          <w:szCs w:val="20"/>
-        </w:rPr>
-      </w:pPr>
-      <w:r>
-        <w:rPr>
-          <w:rFonts w:ascii="Gotham Light" w:hAnsi="Gotham Light"/>
-          <w:sz w:val="20"/>
-          <w:szCs w:val="20"/>
-        </w:rPr>
-        <w:t xml:space="preserve">Ai sensi e per gli effetti previsti dall’art. 1341 c.c., si dichiara aver preso effettiva visione di approvare specificatamente </w:t>
-      </w:r>
-      <w:r>
-        <w:rPr>
-          <w:rFonts w:ascii="Gotham Light" w:hAnsi="Gotham Light"/>
-          <w:sz w:val="20"/>
-          <w:szCs w:val="20"/>
-        </w:rPr>
-        <w:t>le clausole</w:t>
-      </w:r>
-      <w:r>
-        <w:rPr>
-          <w:rFonts w:ascii="Gotham Light" w:hAnsi="Gotham Light"/>
-          <w:sz w:val="20"/>
-          <w:szCs w:val="20"/>
-        </w:rPr>
-        <w:t xml:space="preserve"> contenute negli artt. 2, 3, 4, 5, 6, 8, 9, 10, 11 del presente contratto.</w:t>
-      </w:r>
-    </w:p>
-    <w:p>
-      <w:pPr>
-        <w:spacing w:line="360" w:lineRule="auto"/>
-        <w:jc w:val="both"/>
-        <w:rPr>
-          <w:rFonts w:ascii="Gotham Light" w:hAnsi="Gotham Light"/>
-          <w:sz w:val="20"/>
-          <w:szCs w:val="20"/>
-        </w:rPr>
-      </w:pPr>
-      <w:r>
-        <w:rPr>
-          <w:rFonts w:ascii="Gotham Light" w:hAnsi="Gotham Light"/>
-          <w:sz w:val="20"/>
-          <w:szCs w:val="20"/>
-        </w:rPr>
-        <w:t xml:space="preserve">Milano, </w:t>
-      </w:r>
-      <w:r>
-        <w:rPr>
-          <w:rFonts w:ascii="Gotham Light" w:hAnsi="Gotham Light"/>
-          <w:sz w:val="20"/>
-          <w:szCs w:val="20"/>
-          <w:highlight w:val="yellow"/>
-        </w:rPr>
-        <w:t>13/02/2024</w:t>
-      </w:r>
-    </w:p>
-    <w:p>
-      <w:pPr>
-        <w:spacing w:line="360" w:lineRule="auto"/>
-        <w:jc w:val="both"/>
-        <w:rPr>
-          <w:rFonts w:ascii="Gotham Light" w:hAnsi="Gotham Light"/>
-          <w:sz w:val="20"/>
-          <w:szCs w:val="20"/>
-        </w:rPr>
-      </w:pPr>
-      <w:r>
-        <w:rPr>
-          <w:rFonts w:ascii="Gotham Light" w:hAnsi="Gotham Light"/>
-          <w:sz w:val="20"/>
-          <w:szCs w:val="20"/>
-        </w:rPr>
-        <w:t>Letto approvato e sottoscritto.</w:t>
-      </w:r>
-    </w:p>
-    <w:p>
-      <w:pPr>
-        <w:spacing w:line="360" w:lineRule="auto"/>
-        <w:ind w:firstLine="4395"/>
-        <w:jc w:val="both"/>
-        <w:rPr>
-          <w:rFonts w:ascii="Gotham Light" w:hAnsi="Gotham Light"/>
-          <w:sz w:val="20"/>
-          <w:szCs w:val="20"/>
-        </w:rPr>
-      </w:pPr>
-      <w:r>
-        <w:rPr>
-          <w:rFonts w:ascii="Gotham Light" w:hAnsi="Gotham Light"/>
-          <w:sz w:val="20"/>
-          <w:szCs w:val="20"/>
-        </w:rPr>
-        <w:t xml:space="preserve">                 </w:t>
-      </w:r>
-      <w:r>
-        <w:rPr>
-          <w:rFonts w:ascii="Gotham Light" w:hAnsi="Gotham Light"/>
-          <w:sz w:val="20"/>
-          <w:szCs w:val="20"/>
-        </w:rPr>
-        <w:t xml:space="preserve">         </w:t>
-      </w:r>
-      <w:r>
-        <w:rPr>
-          <w:rFonts w:ascii="Gotham Light" w:hAnsi="Gotham Light"/>
-          <w:sz w:val="20"/>
-          <w:szCs w:val="20"/>
-        </w:rPr>
-        <w:t>il Professionista</w:t>
-      </w:r>
-    </w:p>
-    <w:p>
-      <w:pPr>
-        <w:spacing w:line="360" w:lineRule="auto"/>
-        <w:ind w:firstLine="4395"/>
-        <w:jc w:val="both"/>
-        <w:rPr>
-          <w:rFonts w:ascii="Gotham Light" w:hAnsi="Gotham Light"/>
-          <w:sz w:val="20"/>
-          <w:szCs w:val="20"/>
-        </w:rPr>
-      </w:pPr>
-      <w:r>
-        <w:rPr>
-          <w:rFonts w:ascii="Gotham Light" w:hAnsi="Gotham Light"/>
-          <w:sz w:val="20"/>
-          <w:szCs w:val="20"/>
-        </w:rPr>
-        <w:t xml:space="preserve">                 </w:t>
-      </w:r>
-      <w:r>
-        <w:rPr>
-          <w:rFonts w:ascii="Gotham Light" w:hAnsi="Gotham Light"/>
-          <w:sz w:val="20"/>
-          <w:szCs w:val="20"/>
-        </w:rPr>
-        <w:t xml:space="preserve">         </w:t>
-      </w:r>
-      <w:r>
-        <w:rPr>
-          <w:rFonts w:ascii="Gotham Light" w:hAnsi="Gotham Light"/>
-          <w:sz w:val="20"/>
-          <w:szCs w:val="20"/>
-        </w:rPr>
-        <w:t xml:space="preserve">  </w:t>
-      </w:r>
       <w:r>
         <w:rPr>
           <w:rFonts w:ascii="Gotham Light" w:hAnsi="Gotham Light"/>
@@ -2881,9 +2874,259 @@
           <w:bCs/>
           <w:sz w:val="20"/>
           <w:szCs w:val="20"/>
+        </w:rPr>
+        <w:t>}}</w:t>
+      </w:r>
+    </w:p>
+    <w:p>
+      <w:pPr>
+        <w:spacing w:line="360" w:lineRule="auto"/>
+        <w:jc w:val="both"/>
+        <w:rPr>
+          <w:rFonts w:ascii="Gotham Light" w:hAnsi="Gotham Light"/>
+          <w:sz w:val="20"/>
+          <w:szCs w:val="20"/>
+          <w:lang w:val="en-US"/>
+        </w:rPr>
+      </w:pPr>
+    </w:p>
+    <w:p>
+      <w:pPr>
+        <w:spacing w:line="360" w:lineRule="auto"/>
+        <w:jc w:val="both"/>
+        <w:rPr>
+          <w:rFonts w:ascii="Gotham Light" w:hAnsi="Gotham Light"/>
+          <w:sz w:val="20"/>
+          <w:szCs w:val="20"/>
+          <w:lang w:val="en-US"/>
+        </w:rPr>
+      </w:pPr>
+    </w:p>
+    <w:p>
+      <w:pPr>
+        <w:spacing w:line="360" w:lineRule="auto"/>
+        <w:jc w:val="both"/>
+        <w:rPr>
+          <w:rFonts w:ascii="Gotham Light" w:hAnsi="Gotham Light"/>
+          <w:sz w:val="20"/>
+          <w:szCs w:val="20"/>
+          <w:lang w:val="en-US"/>
+        </w:rPr>
+      </w:pPr>
+    </w:p>
+    <w:p>
+      <w:pPr>
+        <w:spacing w:line="360" w:lineRule="auto"/>
+        <w:jc w:val="both"/>
+        <w:rPr>
+          <w:rFonts w:ascii="Gotham Light" w:hAnsi="Gotham Light"/>
+          <w:sz w:val="20"/>
+          <w:szCs w:val="20"/>
+          <w:lang w:val="en-US"/>
+        </w:rPr>
+      </w:pPr>
+    </w:p>
+    <w:p>
+      <w:pPr>
+        <w:spacing w:line="360" w:lineRule="auto"/>
+        <w:jc w:val="both"/>
+        <w:rPr>
+          <w:rFonts w:ascii="Gotham Light" w:hAnsi="Gotham Light"/>
+          <w:sz w:val="20"/>
+          <w:szCs w:val="20"/>
+          <w:lang w:val="en-US"/>
+        </w:rPr>
+      </w:pPr>
+    </w:p>
+    <w:p>
+      <w:pPr>
+        <w:spacing w:line="360" w:lineRule="auto"/>
+        <w:jc w:val="both"/>
+        <w:rPr>
+          <w:rFonts w:ascii="Gotham Light" w:hAnsi="Gotham Light"/>
+          <w:sz w:val="20"/>
+          <w:szCs w:val="20"/>
+        </w:rPr>
+      </w:pPr>
+      <w:r>
+        <w:rPr>
+          <w:rFonts w:ascii="Gotham Light" w:hAnsi="Gotham Light"/>
+          <w:sz w:val="20"/>
+          <w:szCs w:val="20"/>
+        </w:rPr>
+        <w:t xml:space="preserve">Ai sensi e per gli effetti previsti dall’art. 1341 c.c., si dichiara aver preso effettiva visione di approvare specificatamente </w:t>
+      </w:r>
+      <w:r>
+        <w:rPr>
+          <w:rFonts w:ascii="Gotham Light" w:hAnsi="Gotham Light"/>
+          <w:sz w:val="20"/>
+          <w:szCs w:val="20"/>
+        </w:rPr>
+        <w:t>le clausole</w:t>
+      </w:r>
+      <w:r>
+        <w:rPr>
+          <w:rFonts w:ascii="Gotham Light" w:hAnsi="Gotham Light"/>
+          <w:sz w:val="20"/>
+          <w:szCs w:val="20"/>
+        </w:rPr>
+        <w:t xml:space="preserve"> contenute negli artt. 2, 3, 4, 5, 6, 8, 9, 10, 11 del presente contratto.</w:t>
+      </w:r>
+    </w:p>
+    <w:p>
+      <w:pPr>
+        <w:spacing w:line="360" w:lineRule="auto"/>
+        <w:jc w:val="both"/>
+        <w:rPr>
+          <w:rFonts w:ascii="Gotham Light" w:hAnsi="Gotham Light"/>
+          <w:sz w:val="20"/>
+          <w:szCs w:val="20"/>
+        </w:rPr>
+      </w:pPr>
+      <w:r>
+        <w:rPr>
+          <w:rFonts w:ascii="Gotham Light" w:hAnsi="Gotham Light"/>
+          <w:sz w:val="20"/>
+          <w:szCs w:val="20"/>
+        </w:rPr>
+        <w:t xml:space="preserve">Milano, </w:t>
+      </w:r>
+      <w:r>
+        <w:rPr>
+          <w:rFonts w:ascii="Gotham Light" w:hAnsi="Gotham Light"/>
+          <w:sz w:val="20"/>
+          <w:szCs w:val="20"/>
+        </w:rPr>
+        <w:t>{{</w:t>
+      </w:r>
+      <w:r>
+        <w:rPr>
+          <w:rFonts w:ascii="Gotham Light" w:hAnsi="Gotham Light"/>
+          <w:sz w:val="20"/>
+          <w:szCs w:val="20"/>
           <w:highlight w:val="yellow"/>
         </w:rPr>
+        <w:t>13/02/2024</w:t>
+      </w:r>
+      <w:r>
+        <w:rPr>
+          <w:rFonts w:ascii="Gotham Light" w:hAnsi="Gotham Light"/>
+          <w:sz w:val="20"/>
+          <w:szCs w:val="20"/>
+        </w:rPr>
+        <w:t>}}</w:t>
+      </w:r>
+    </w:p>
+    <w:p>
+      <w:pPr>
+        <w:spacing w:line="360" w:lineRule="auto"/>
+        <w:jc w:val="both"/>
+        <w:rPr>
+          <w:rFonts w:ascii="Gotham Light" w:hAnsi="Gotham Light"/>
+          <w:sz w:val="20"/>
+          <w:szCs w:val="20"/>
+        </w:rPr>
+      </w:pPr>
+      <w:r>
+        <w:rPr>
+          <w:rFonts w:ascii="Gotham Light" w:hAnsi="Gotham Light"/>
+          <w:sz w:val="20"/>
+          <w:szCs w:val="20"/>
+        </w:rPr>
+        <w:t>Letto approvato e sottoscritto.</w:t>
+      </w:r>
+    </w:p>
+    <w:p>
+      <w:pPr>
+        <w:spacing w:line="360" w:lineRule="auto"/>
+        <w:ind w:firstLine="4395"/>
+        <w:jc w:val="both"/>
+        <w:rPr>
+          <w:rFonts w:ascii="Gotham Light" w:hAnsi="Gotham Light"/>
+          <w:sz w:val="20"/>
+          <w:szCs w:val="20"/>
+        </w:rPr>
+      </w:pPr>
+      <w:r>
+        <w:rPr>
+          <w:rFonts w:ascii="Gotham Light" w:hAnsi="Gotham Light"/>
+          <w:sz w:val="20"/>
+          <w:szCs w:val="20"/>
+        </w:rPr>
+        <w:t xml:space="preserve">                 </w:t>
+      </w:r>
+      <w:r>
+        <w:rPr>
+          <w:rFonts w:ascii="Gotham Light" w:hAnsi="Gotham Light"/>
+          <w:sz w:val="20"/>
+          <w:szCs w:val="20"/>
+        </w:rPr>
+        <w:t xml:space="preserve">         </w:t>
+      </w:r>
+      <w:r>
+        <w:rPr>
+          <w:rFonts w:ascii="Gotham Light" w:hAnsi="Gotham Light"/>
+          <w:sz w:val="20"/>
+          <w:szCs w:val="20"/>
+        </w:rPr>
+        <w:t>il Professionista</w:t>
+      </w:r>
+    </w:p>
+    <w:p>
+      <w:pPr>
+        <w:spacing w:line="360" w:lineRule="auto"/>
+        <w:ind w:firstLine="4395"/>
+        <w:jc w:val="both"/>
+        <w:rPr>
+          <w:rFonts w:ascii="Gotham Light" w:hAnsi="Gotham Light"/>
+          <w:sz w:val="20"/>
+          <w:szCs w:val="20"/>
+        </w:rPr>
+      </w:pPr>
+      <w:r>
+        <w:rPr>
+          <w:rFonts w:ascii="Gotham Light" w:hAnsi="Gotham Light"/>
+          <w:sz w:val="20"/>
+          <w:szCs w:val="20"/>
+        </w:rPr>
+        <w:t xml:space="preserve">                 </w:t>
+      </w:r>
+      <w:r>
+        <w:rPr>
+          <w:rFonts w:ascii="Gotham Light" w:hAnsi="Gotham Light"/>
+          <w:sz w:val="20"/>
+          <w:szCs w:val="20"/>
+        </w:rPr>
+        <w:t xml:space="preserve">        </w:t>
+      </w:r>
+      <w:r>
+        <w:rPr>
+          <w:rFonts w:ascii="Gotham Light" w:hAnsi="Gotham Light"/>
+          <w:sz w:val="20"/>
+          <w:szCs w:val="20"/>
+        </w:rPr>
+        <w:t>{{</w:t>
+      </w:r>
+      <w:r>
+        <w:rPr>
+          <w:rFonts w:ascii="Gotham Light" w:hAnsi="Gotham Light"/>
+          <w:b/>
+          <w:bCs/>
+          <w:sz w:val="20"/>
+          <w:szCs w:val="20"/>
+          <w:highlight w:val="yellow"/>
+        </w:rPr>
         <w:t>_______________________</w:t>
+      </w:r>
+      <w:r>
+        <w:rPr>
+          <w:rFonts w:ascii="Gotham Light" w:hAnsi="Gotham Light"/>
+          <w:b/>
+          <w:bCs/>
+          <w:sz w:val="20"/>
+          <w:szCs w:val="20"/>
+        </w:rPr>
+        <w:t>}}</w:t>
       </w:r>
     </w:p>
     <w:p>
@@ -2904,7 +3147,7 @@
         <w:rPr>
           <w:noProof/>
         </w:rPr>
-        <w:pict>
+        <w:pict w14:anchorId="31A38509">
           <v:shape id="_x0000_s2054" type="#_x0000_t75" style="position:absolute;left:0;text-align:left;margin-left:338.2pt;margin-top:7.7pt;width:186pt;height:89.25pt;z-index:251659264">
             <v:imagedata r:id="rId7" o:title="Firma HQ Engineering Barbera"/>
           </v:shape>
@@ -2924,7 +3167,7 @@
 </file>
 
 <file path=word/endnotes.xml><?xml version="1.0" encoding="utf-8"?>
-<w:endnotes xmlns:wpc="http://schemas.microsoft.com/office/word/2010/wordprocessingCanvas" xmlns:cx="http://schemas.microsoft.com/office/drawing/2014/chartex" xmlns:cx1="http://schemas.microsoft.com/office/drawing/2015/9/8/chartex" xmlns:cx2="http://schemas.microsoft.com/office/drawing/2015/10/21/chartex" xmlns:cx3="http://schemas.microsoft.com/office/drawing/2016/5/9/chartex" xmlns:cx4="http://schemas.microsoft.com/office/drawing/2016/5/10/chartex" xmlns:cx5="http://schemas.microsoft.com/office/drawing/2016/5/11/chartex" xmlns:cx6="http://schemas.microsoft.com/office/drawing/2016/5/12/chartex" xmlns:cx7="http://schemas.microsoft.com/office/drawing/2016/5/13/chartex" xmlns:cx8="http://schemas.microsoft.com/office/drawing/2016/5/14/chartex" xmlns:mc="http://schemas.openxmlformats.org/markup-compatibility/2006" xmlns:aink="http://schemas.microsoft.com/office/drawing/2016/ink" xmlns:am3d="http://schemas.microsoft.com/office/drawing/2017/model3d" xmlns:o="urn:schemas-microsoft-com:office:office" xmlns:r="http://schemas.openxmlformats.org/officeDocument/2006/relationships" xmlns:m="http://schemas.openxmlformats.org/officeDocument/2006/math" xmlns:v="urn:schemas-microsoft-com:vml" xmlns:wp14="http://schemas.microsoft.com/office/word/2010/wordprocessingDrawing" xmlns:wp="http://schemas.openxmlformats.org/drawingml/2006/wordprocessingDrawing" xmlns:w10="urn:schemas-microsoft-com:office:word" xmlns:w="http://schemas.openxmlformats.org/wordprocessingml/2006/main" xmlns:w14="http://schemas.microsoft.com/office/word/2010/wordml" xmlns:w15="http://schemas.microsoft.com/office/word/2012/wordml" xmlns:w16cex="http://schemas.microsoft.com/office/word/2018/wordml/cex" xmlns:w16cid="http://schemas.microsoft.com/office/word/2016/wordml/cid" xmlns:w16="http://schemas.microsoft.com/office/word/2018/wordml" xmlns:w16sdtdh="http://schemas.microsoft.com/office/word/2020/wordml/sdtdatahash" xmlns:w16se="http://schemas.microsoft.com/office/word/2015/wordml/symex" xmlns:wpg="http://schemas.microsoft.com/office/word/2010/wordprocessingGroup" xmlns:wpi="http://schemas.microsoft.com/office/word/2010/wordprocessingInk" xmlns:wne="http://schemas.microsoft.com/office/word/2006/wordml" xmlns:wps="http://schemas.microsoft.com/office/word/2010/wordprocessingShape" mc:Ignorable="w14 w15 w16se w16cid w16 w16cex w16sdtdh wp14">
+<w:endnotes xmlns:wpc="http://schemas.microsoft.com/office/word/2010/wordprocessingCanvas" xmlns:cx="http://schemas.microsoft.com/office/drawing/2014/chartex" xmlns:cx1="http://schemas.microsoft.com/office/drawing/2015/9/8/chartex" xmlns:cx2="http://schemas.microsoft.com/office/drawing/2015/10/21/chartex" xmlns:cx3="http://schemas.microsoft.com/office/drawing/2016/5/9/chartex" xmlns:cx4="http://schemas.microsoft.com/office/drawing/2016/5/10/chartex" xmlns:cx5="http://schemas.microsoft.com/office/drawing/2016/5/11/chartex" xmlns:cx6="http://schemas.microsoft.com/office/drawing/2016/5/12/chartex" xmlns:cx7="http://schemas.microsoft.com/office/drawing/2016/5/13/chartex" xmlns:cx8="http://schemas.microsoft.com/office/drawing/2016/5/14/chartex" xmlns:mc="http://schemas.openxmlformats.org/markup-compatibility/2006" xmlns:aink="http://schemas.microsoft.com/office/drawing/2016/ink" xmlns:am3d="http://schemas.microsoft.com/office/drawing/2017/model3d" xmlns:o="urn:schemas-microsoft-com:office:office" xmlns:oel="http://schemas.microsoft.com/office/2019/extlst" xmlns:r="http://schemas.openxmlformats.org/officeDocument/2006/relationships" xmlns:m="http://schemas.openxmlformats.org/officeDocument/2006/math" xmlns:v="urn:schemas-microsoft-com:vml" xmlns:wp14="http://schemas.microsoft.com/office/word/2010/wordprocessingDrawing" xmlns:wp="http://schemas.openxmlformats.org/drawingml/2006/wordprocessingDrawing" xmlns:w10="urn:schemas-microsoft-com:office:word" xmlns:w="http://schemas.openxmlformats.org/wordprocessingml/2006/main" xmlns:w14="http://schemas.microsoft.com/office/word/2010/wordml" xmlns:w15="http://schemas.microsoft.com/office/word/2012/wordml" xmlns:w16cex="http://schemas.microsoft.com/office/word/2018/wordml/cex" xmlns:w16cid="http://schemas.microsoft.com/office/word/2016/wordml/cid" xmlns:w16="http://schemas.microsoft.com/office/word/2018/wordml" xmlns:w16du="http://schemas.microsoft.com/office/word/2023/wordml/word16du" xmlns:w16sdtdh="http://schemas.microsoft.com/office/word/2020/wordml/sdtdatahash" xmlns:w16sdtfl="http://schemas.microsoft.com/office/word/2024/wordml/sdtformatlock" xmlns:w16se="http://schemas.microsoft.com/office/word/2015/wordml/symex" xmlns:wpg="http://schemas.microsoft.com/office/word/2010/wordprocessingGroup" xmlns:wpi="http://schemas.microsoft.com/office/word/2010/wordprocessingInk" xmlns:wne="http://schemas.microsoft.com/office/word/2006/wordml" xmlns:wps="http://schemas.microsoft.com/office/word/2010/wordprocessingShape" mc:Ignorable="w14 w15 w16se w16cid w16 w16cex w16sdtdh w16sdtfl w16du wp14">
   <w:endnote w:type="separator" w:id="-1">
     <w:p>
       <w:r>
@@ -2943,10 +3186,10 @@
 </file>
 
 <file path=word/footer1.xml><?xml version="1.0" encoding="utf-8"?>
-<w:ftr xmlns:wpc="http://schemas.microsoft.com/office/word/2010/wordprocessingCanvas" xmlns:cx="http://schemas.microsoft.com/office/drawing/2014/chartex" xmlns:cx1="http://schemas.microsoft.com/office/drawing/2015/9/8/chartex" xmlns:cx2="http://schemas.microsoft.com/office/drawing/2015/10/21/chartex" xmlns:cx3="http://schemas.microsoft.com/office/drawing/2016/5/9/chartex" xmlns:cx4="http://schemas.microsoft.com/office/drawing/2016/5/10/chartex" xmlns:cx5="http://schemas.microsoft.com/office/drawing/2016/5/11/chartex" xmlns:cx6="http://schemas.microsoft.com/office/drawing/2016/5/12/chartex" xmlns:cx7="http://schemas.microsoft.com/office/drawing/2016/5/13/chartex" xmlns:cx8="http://schemas.microsoft.com/office/drawing/2016/5/14/chartex" xmlns:mc="http://schemas.openxmlformats.org/markup-compatibility/2006" xmlns:aink="http://schemas.microsoft.com/office/drawing/2016/ink" xmlns:am3d="http://schemas.microsoft.com/office/drawing/2017/model3d" xmlns:o="urn:schemas-microsoft-com:office:office" xmlns:r="http://schemas.openxmlformats.org/officeDocument/2006/relationships" xmlns:m="http://schemas.openxmlformats.org/officeDocument/2006/math" xmlns:v="urn:schemas-microsoft-com:vml" xmlns:wp14="http://schemas.microsoft.com/office/word/2010/wordprocessingDrawing" xmlns:wp="http://schemas.openxmlformats.org/drawingml/2006/wordprocessingDrawing" xmlns:w10="urn:schemas-microsoft-com:office:word" xmlns:w="http://schemas.openxmlformats.org/wordprocessingml/2006/main" xmlns:w14="http://schemas.microsoft.com/office/word/2010/wordml" xmlns:w15="http://schemas.microsoft.com/office/word/2012/wordml" xmlns:w16cex="http://schemas.microsoft.com/office/word/2018/wordml/cex" xmlns:w16cid="http://schemas.microsoft.com/office/word/2016/wordml/cid" xmlns:w16="http://schemas.microsoft.com/office/word/2018/wordml" xmlns:w16sdtdh="http://schemas.microsoft.com/office/word/2020/wordml/sdtdatahash" xmlns:w16se="http://schemas.microsoft.com/office/word/2015/wordml/symex" xmlns:wpg="http://schemas.microsoft.com/office/word/2010/wordprocessingGroup" xmlns:wpi="http://schemas.microsoft.com/office/word/2010/wordprocessingInk" xmlns:wne="http://schemas.microsoft.com/office/word/2006/wordml" xmlns:wps="http://schemas.microsoft.com/office/word/2010/wordprocessingShape" mc:Ignorable="w14 w15 w16se w16cid w16 w16cex w16sdtdh wp14">
+<w:ftr xmlns:wpc="http://schemas.microsoft.com/office/word/2010/wordprocessingCanvas" xmlns:cx="http://schemas.microsoft.com/office/drawing/2014/chartex" xmlns:cx1="http://schemas.microsoft.com/office/drawing/2015/9/8/chartex" xmlns:cx2="http://schemas.microsoft.com/office/drawing/2015/10/21/chartex" xmlns:cx3="http://schemas.microsoft.com/office/drawing/2016/5/9/chartex" xmlns:cx4="http://schemas.microsoft.com/office/drawing/2016/5/10/chartex" xmlns:cx5="http://schemas.microsoft.com/office/drawing/2016/5/11/chartex" xmlns:cx6="http://schemas.microsoft.com/office/drawing/2016/5/12/chartex" xmlns:cx7="http://schemas.microsoft.com/office/drawing/2016/5/13/chartex" xmlns:cx8="http://schemas.microsoft.com/office/drawing/2016/5/14/chartex" xmlns:mc="http://schemas.openxmlformats.org/markup-compatibility/2006" xmlns:aink="http://schemas.microsoft.com/office/drawing/2016/ink" xmlns:am3d="http://schemas.microsoft.com/office/drawing/2017/model3d" xmlns:o="urn:schemas-microsoft-com:office:office" xmlns:oel="http://schemas.microsoft.com/office/2019/extlst" xmlns:r="http://schemas.openxmlformats.org/officeDocument/2006/relationships" xmlns:m="http://schemas.openxmlformats.org/officeDocument/2006/math" xmlns:v="urn:schemas-microsoft-com:vml" xmlns:wp14="http://schemas.microsoft.com/office/word/2010/wordprocessingDrawing" xmlns:wp="http://schemas.openxmlformats.org/drawingml/2006/wordprocessingDrawing" xmlns:w10="urn:schemas-microsoft-com:office:word" xmlns:w="http://schemas.openxmlformats.org/wordprocessingml/2006/main" xmlns:w14="http://schemas.microsoft.com/office/word/2010/wordml" xmlns:w15="http://schemas.microsoft.com/office/word/2012/wordml" xmlns:w16cex="http://schemas.microsoft.com/office/word/2018/wordml/cex" xmlns:w16cid="http://schemas.microsoft.com/office/word/2016/wordml/cid" xmlns:w16="http://schemas.microsoft.com/office/word/2018/wordml" xmlns:w16du="http://schemas.microsoft.com/office/word/2023/wordml/word16du" xmlns:w16sdtdh="http://schemas.microsoft.com/office/word/2020/wordml/sdtdatahash" xmlns:w16sdtfl="http://schemas.microsoft.com/office/word/2024/wordml/sdtformatlock" xmlns:w16se="http://schemas.microsoft.com/office/word/2015/wordml/symex" xmlns:wpg="http://schemas.microsoft.com/office/word/2010/wordprocessingGroup" xmlns:wpi="http://schemas.microsoft.com/office/word/2010/wordprocessingInk" xmlns:wne="http://schemas.microsoft.com/office/word/2006/wordml" xmlns:wps="http://schemas.microsoft.com/office/word/2010/wordprocessingShape" mc:Ignorable="w14 w15 w16se w16cid w16 w16cex w16sdtdh w16sdtfl w16du wp14">
   <w:p>
     <w:pPr>
-      <w:pStyle w:val="Footer"/>
+      <w:pStyle w:val="Pidipagina"/>
       <w:jc w:val="center"/>
       <w:rPr>
         <w:color w:val="808080"/>
@@ -2960,7 +3203,7 @@
         <w:color w:val="808080"/>
         <w:sz w:val="20"/>
       </w:rPr>
-      <w:pict>
+      <w:pict w14:anchorId="0E97CB1A">
         <v:line id="_x0000_s1040" style="position:absolute;left:0;text-align:left;z-index:251657728" from="13.05pt,6.05pt" to="479.55pt,6.05pt" strokecolor="blue"/>
       </w:pict>
     </w:r>
@@ -2989,7 +3232,7 @@
         </w:tcPr>
         <w:p>
           <w:pPr>
-            <w:pStyle w:val="Footer"/>
+            <w:pStyle w:val="Pidipagina"/>
             <w:ind w:right="701"/>
             <w:rPr>
               <w:lang w:val="en-US"/>
@@ -2998,7 +3241,7 @@
         </w:p>
         <w:p>
           <w:pPr>
-            <w:pStyle w:val="Footer"/>
+            <w:pStyle w:val="Pidipagina"/>
             <w:rPr>
               <w:rFonts w:cs="Arial"/>
               <w:b/>
@@ -3012,7 +3255,7 @@
         </w:p>
         <w:p>
           <w:pPr>
-            <w:pStyle w:val="Footer"/>
+            <w:pStyle w:val="Pidipagina"/>
             <w:rPr>
               <w:rFonts w:cs="Arial"/>
               <w:b/>
@@ -3026,7 +3269,7 @@
         </w:p>
         <w:p>
           <w:pPr>
-            <w:pStyle w:val="Footer"/>
+            <w:pStyle w:val="Pidipagina"/>
             <w:rPr>
               <w:rFonts w:cs="Arial"/>
               <w:b/>
@@ -3040,7 +3283,7 @@
         </w:p>
         <w:p>
           <w:pPr>
-            <w:pStyle w:val="Footer"/>
+            <w:pStyle w:val="Pidipagina"/>
             <w:rPr>
               <w:rFonts w:cs="Arial"/>
               <w:b/>
@@ -3092,7 +3335,7 @@
         </w:p>
         <w:p>
           <w:pPr>
-            <w:pStyle w:val="Footer"/>
+            <w:pStyle w:val="Pidipagina"/>
             <w:ind w:right="701"/>
             <w:rPr>
               <w:rFonts w:cs="Arial"/>
@@ -3112,7 +3355,7 @@
         </w:tcPr>
         <w:p>
           <w:pPr>
-            <w:pStyle w:val="Footer"/>
+            <w:pStyle w:val="Pidipagina"/>
             <w:rPr>
               <w:rFonts w:cs="Arial"/>
               <w:b/>
@@ -3126,7 +3369,7 @@
         </w:p>
         <w:p>
           <w:pPr>
-            <w:pStyle w:val="Footer"/>
+            <w:pStyle w:val="Pidipagina"/>
             <w:rPr>
               <w:rFonts w:cs="Arial"/>
               <w:smallCaps/>
@@ -3138,7 +3381,7 @@
         </w:p>
         <w:p>
           <w:pPr>
-            <w:pStyle w:val="Footer"/>
+            <w:pStyle w:val="Pidipagina"/>
             <w:rPr>
               <w:rFonts w:cs="Arial"/>
               <w:smallCaps/>
@@ -3150,7 +3393,7 @@
         </w:p>
         <w:p>
           <w:pPr>
-            <w:pStyle w:val="Footer"/>
+            <w:pStyle w:val="Pidipagina"/>
             <w:rPr>
               <w:rFonts w:cs="Arial"/>
               <w:smallCaps/>
@@ -3162,7 +3405,7 @@
         </w:p>
         <w:p>
           <w:pPr>
-            <w:pStyle w:val="Footer"/>
+            <w:pStyle w:val="Pidipagina"/>
             <w:rPr>
               <w:rFonts w:cs="Arial"/>
               <w:smallCaps/>
@@ -3184,7 +3427,7 @@
         </w:p>
         <w:p>
           <w:pPr>
-            <w:pStyle w:val="Footer"/>
+            <w:pStyle w:val="Pidipagina"/>
             <w:rPr>
               <w:rFonts w:cs="Arial"/>
               <w:smallCaps/>
@@ -3206,7 +3449,7 @@
         </w:p>
         <w:p>
           <w:pPr>
-            <w:pStyle w:val="Footer"/>
+            <w:pStyle w:val="Pidipagina"/>
             <w:rPr>
               <w:rFonts w:cs="Arial"/>
               <w:smallCaps/>
@@ -3224,7 +3467,18 @@
               <w:sz w:val="14"/>
               <w:szCs w:val="14"/>
             </w:rPr>
-            <w:t xml:space="preserve">10.000 €  </w:t>
+            <w:t xml:space="preserve">10.000 </w:t>
+          </w:r>
+          <w:proofErr w:type="gramStart"/>
+          <w:r>
+            <w:rPr>
+              <w:rFonts w:cs="Arial"/>
+              <w:smallCaps/>
+              <w:color w:val="365F91"/>
+              <w:sz w:val="14"/>
+              <w:szCs w:val="14"/>
+            </w:rPr>
+            <w:t xml:space="preserve">€  </w:t>
           </w:r>
           <w:proofErr w:type="spellStart"/>
           <w:r>
@@ -3248,6 +3502,7 @@
             </w:rPr>
             <w:t>.</w:t>
           </w:r>
+          <w:proofErr w:type="gramEnd"/>
         </w:p>
       </w:tc>
       <w:tc>
@@ -3256,7 +3511,7 @@
         </w:tcPr>
         <w:p>
           <w:pPr>
-            <w:pStyle w:val="Footer"/>
+            <w:pStyle w:val="Pidipagina"/>
             <w:rPr>
               <w:rFonts w:cs="Arial"/>
               <w:smallCaps/>
@@ -3268,7 +3523,7 @@
         </w:p>
         <w:p>
           <w:pPr>
-            <w:pStyle w:val="Footer"/>
+            <w:pStyle w:val="Pidipagina"/>
             <w:ind w:right="204"/>
             <w:rPr>
               <w:rFonts w:cs="Arial"/>
@@ -3281,7 +3536,7 @@
         </w:p>
         <w:p>
           <w:pPr>
-            <w:pStyle w:val="Footer"/>
+            <w:pStyle w:val="Pidipagina"/>
             <w:ind w:right="204"/>
             <w:rPr>
               <w:rFonts w:cs="Arial"/>
@@ -3294,7 +3549,7 @@
         </w:p>
         <w:p>
           <w:pPr>
-            <w:pStyle w:val="Footer"/>
+            <w:pStyle w:val="Pidipagina"/>
             <w:ind w:right="204"/>
             <w:rPr>
               <w:rFonts w:cs="Arial"/>
@@ -3307,7 +3562,7 @@
         </w:p>
         <w:p>
           <w:pPr>
-            <w:pStyle w:val="Footer"/>
+            <w:pStyle w:val="Pidipagina"/>
             <w:ind w:right="204"/>
             <w:rPr>
               <w:rFonts w:cs="Arial"/>
@@ -3330,7 +3585,7 @@
         </w:p>
         <w:p>
           <w:pPr>
-            <w:pStyle w:val="Footer"/>
+            <w:pStyle w:val="Pidipagina"/>
             <w:ind w:right="204"/>
             <w:rPr>
               <w:rFonts w:cs="Arial"/>
@@ -3353,7 +3608,7 @@
         </w:p>
         <w:p>
           <w:pPr>
-            <w:pStyle w:val="Footer"/>
+            <w:pStyle w:val="Pidipagina"/>
             <w:rPr>
               <w:rFonts w:cs="Arial"/>
               <w:smallCaps/>
@@ -3405,7 +3660,7 @@
         </w:p>
         <w:p>
           <w:pPr>
-            <w:pStyle w:val="Footer"/>
+            <w:pStyle w:val="Pidipagina"/>
             <w:rPr>
               <w:rFonts w:cs="Arial"/>
               <w:smallCaps/>
@@ -3414,6 +3669,7 @@
               <w:szCs w:val="14"/>
             </w:rPr>
           </w:pPr>
+          <w:proofErr w:type="gramStart"/>
           <w:r>
             <w:rPr>
               <w:rFonts w:cs="Arial"/>
@@ -3444,6 +3700,7 @@
             </w:rPr>
             <w:t xml:space="preserve"> Milano</w:t>
           </w:r>
+          <w:proofErr w:type="gramEnd"/>
         </w:p>
       </w:tc>
       <w:tc>
@@ -3452,7 +3709,7 @@
         </w:tcPr>
         <w:p>
           <w:pPr>
-            <w:pStyle w:val="Footer"/>
+            <w:pStyle w:val="Pidipagina"/>
             <w:ind w:right="204"/>
             <w:rPr>
               <w:rFonts w:cs="Arial"/>
@@ -3466,7 +3723,7 @@
         </w:p>
         <w:p>
           <w:pPr>
-            <w:pStyle w:val="Footer"/>
+            <w:pStyle w:val="Pidipagina"/>
             <w:rPr>
               <w:rFonts w:cs="Arial"/>
               <w:smallCaps/>
@@ -3479,7 +3736,7 @@
         </w:p>
         <w:p>
           <w:pPr>
-            <w:pStyle w:val="Footer"/>
+            <w:pStyle w:val="Pidipagina"/>
             <w:rPr>
               <w:rFonts w:cs="Arial"/>
               <w:smallCaps/>
@@ -3492,7 +3749,7 @@
         </w:p>
         <w:p>
           <w:pPr>
-            <w:pStyle w:val="Footer"/>
+            <w:pStyle w:val="Pidipagina"/>
             <w:rPr>
               <w:rFonts w:cs="Arial"/>
               <w:smallCaps/>
@@ -3505,7 +3762,7 @@
         </w:p>
         <w:p>
           <w:pPr>
-            <w:pStyle w:val="Footer"/>
+            <w:pStyle w:val="Pidipagina"/>
             <w:rPr>
               <w:rFonts w:cs="Arial"/>
               <w:smallCaps/>
@@ -3529,7 +3786,7 @@
         </w:p>
         <w:p>
           <w:pPr>
-            <w:pStyle w:val="Footer"/>
+            <w:pStyle w:val="Pidipagina"/>
             <w:rPr>
               <w:rFonts w:cs="Arial"/>
               <w:smallCaps/>
@@ -3553,7 +3810,7 @@
         </w:p>
         <w:p>
           <w:pPr>
-            <w:pStyle w:val="Footer"/>
+            <w:pStyle w:val="Pidipagina"/>
             <w:rPr>
               <w:rFonts w:cs="Arial"/>
               <w:smallCaps/>
@@ -3582,7 +3839,7 @@
         </w:tcPr>
         <w:p>
           <w:pPr>
-            <w:pStyle w:val="Footer"/>
+            <w:pStyle w:val="Pidipagina"/>
             <w:ind w:right="701"/>
             <w:rPr>
               <w:lang w:val="en-US"/>
@@ -3597,7 +3854,7 @@
               <w:szCs w:val="14"/>
               <w:lang w:val="en-US"/>
             </w:rPr>
-            <w:pict>
+            <w:pict w14:anchorId="70575C1D">
               <v:shapetype id="_x0000_t75" coordsize="21600,21600" o:spt="75" o:preferrelative="t" path="m@4@5l@4@11@9@11@9@5xe" filled="f" stroked="f">
                 <v:stroke joinstyle="miter"/>
                 <v:formulas>
@@ -3634,7 +3891,7 @@
         </w:p>
         <w:p>
           <w:pPr>
-            <w:pStyle w:val="Footer"/>
+            <w:pStyle w:val="Pidipagina"/>
             <w:rPr>
               <w:rFonts w:cs="Arial"/>
               <w:smallCaps/>
@@ -3650,7 +3907,7 @@
   </w:tbl>
   <w:p>
     <w:pPr>
-      <w:pStyle w:val="Footer"/>
+      <w:pStyle w:val="Pidipagina"/>
       <w:rPr>
         <w:lang w:val="en-GB"/>
       </w:rPr>
@@ -3660,7 +3917,7 @@
 </file>
 
 <file path=word/footnotes.xml><?xml version="1.0" encoding="utf-8"?>
-<w:footnotes xmlns:wpc="http://schemas.microsoft.com/office/word/2010/wordprocessingCanvas" xmlns:cx="http://schemas.microsoft.com/office/drawing/2014/chartex" xmlns:cx1="http://schemas.microsoft.com/office/drawing/2015/9/8/chartex" xmlns:cx2="http://schemas.microsoft.com/office/drawing/2015/10/21/chartex" xmlns:cx3="http://schemas.microsoft.com/office/drawing/2016/5/9/chartex" xmlns:cx4="http://schemas.microsoft.com/office/drawing/2016/5/10/chartex" xmlns:cx5="http://schemas.microsoft.com/office/drawing/2016/5/11/chartex" xmlns:cx6="http://schemas.microsoft.com/office/drawing/2016/5/12/chartex" xmlns:cx7="http://schemas.microsoft.com/office/drawing/2016/5/13/chartex" xmlns:cx8="http://schemas.microsoft.com/office/drawing/2016/5/14/chartex" xmlns:mc="http://schemas.openxmlformats.org/markup-compatibility/2006" xmlns:aink="http://schemas.microsoft.com/office/drawing/2016/ink" xmlns:am3d="http://schemas.microsoft.com/office/drawing/2017/model3d" xmlns:o="urn:schemas-microsoft-com:office:office" xmlns:r="http://schemas.openxmlformats.org/officeDocument/2006/relationships" xmlns:m="http://schemas.openxmlformats.org/officeDocument/2006/math" xmlns:v="urn:schemas-microsoft-com:vml" xmlns:wp14="http://schemas.microsoft.com/office/word/2010/wordprocessingDrawing" xmlns:wp="http://schemas.openxmlformats.org/drawingml/2006/wordprocessingDrawing" xmlns:w10="urn:schemas-microsoft-com:office:word" xmlns:w="http://schemas.openxmlformats.org/wordprocessingml/2006/main" xmlns:w14="http://schemas.microsoft.com/office/word/2010/wordml" xmlns:w15="http://schemas.microsoft.com/office/word/2012/wordml" xmlns:w16cex="http://schemas.microsoft.com/office/word/2018/wordml/cex" xmlns:w16cid="http://schemas.microsoft.com/office/word/2016/wordml/cid" xmlns:w16="http://schemas.microsoft.com/office/word/2018/wordml" xmlns:w16sdtdh="http://schemas.microsoft.com/office/word/2020/wordml/sdtdatahash" xmlns:w16se="http://schemas.microsoft.com/office/word/2015/wordml/symex" xmlns:wpg="http://schemas.microsoft.com/office/word/2010/wordprocessingGroup" xmlns:wpi="http://schemas.microsoft.com/office/word/2010/wordprocessingInk" xmlns:wne="http://schemas.microsoft.com/office/word/2006/wordml" xmlns:wps="http://schemas.microsoft.com/office/word/2010/wordprocessingShape" mc:Ignorable="w14 w15 w16se w16cid w16 w16cex w16sdtdh wp14">
+<w:footnotes xmlns:wpc="http://schemas.microsoft.com/office/word/2010/wordprocessingCanvas" xmlns:cx="http://schemas.microsoft.com/office/drawing/2014/chartex" xmlns:cx1="http://schemas.microsoft.com/office/drawing/2015/9/8/chartex" xmlns:cx2="http://schemas.microsoft.com/office/drawing/2015/10/21/chartex" xmlns:cx3="http://schemas.microsoft.com/office/drawing/2016/5/9/chartex" xmlns:cx4="http://schemas.microsoft.com/office/drawing/2016/5/10/chartex" xmlns:cx5="http://schemas.microsoft.com/office/drawing/2016/5/11/chartex" xmlns:cx6="http://schemas.microsoft.com/office/drawing/2016/5/12/chartex" xmlns:cx7="http://schemas.microsoft.com/office/drawing/2016/5/13/chartex" xmlns:cx8="http://schemas.microsoft.com/office/drawing/2016/5/14/chartex" xmlns:mc="http://schemas.openxmlformats.org/markup-compatibility/2006" xmlns:aink="http://schemas.microsoft.com/office/drawing/2016/ink" xmlns:am3d="http://schemas.microsoft.com/office/drawing/2017/model3d" xmlns:o="urn:schemas-microsoft-com:office:office" xmlns:oel="http://schemas.microsoft.com/office/2019/extlst" xmlns:r="http://schemas.openxmlformats.org/officeDocument/2006/relationships" xmlns:m="http://schemas.openxmlformats.org/officeDocument/2006/math" xmlns:v="urn:schemas-microsoft-com:vml" xmlns:wp14="http://schemas.microsoft.com/office/word/2010/wordprocessingDrawing" xmlns:wp="http://schemas.openxmlformats.org/drawingml/2006/wordprocessingDrawing" xmlns:w10="urn:schemas-microsoft-com:office:word" xmlns:w="http://schemas.openxmlformats.org/wordprocessingml/2006/main" xmlns:w14="http://schemas.microsoft.com/office/word/2010/wordml" xmlns:w15="http://schemas.microsoft.com/office/word/2012/wordml" xmlns:w16cex="http://schemas.microsoft.com/office/word/2018/wordml/cex" xmlns:w16cid="http://schemas.microsoft.com/office/word/2016/wordml/cid" xmlns:w16="http://schemas.microsoft.com/office/word/2018/wordml" xmlns:w16du="http://schemas.microsoft.com/office/word/2023/wordml/word16du" xmlns:w16sdtdh="http://schemas.microsoft.com/office/word/2020/wordml/sdtdatahash" xmlns:w16sdtfl="http://schemas.microsoft.com/office/word/2024/wordml/sdtformatlock" xmlns:w16se="http://schemas.microsoft.com/office/word/2015/wordml/symex" xmlns:wpg="http://schemas.microsoft.com/office/word/2010/wordprocessingGroup" xmlns:wpi="http://schemas.microsoft.com/office/word/2010/wordprocessingInk" xmlns:wne="http://schemas.microsoft.com/office/word/2006/wordml" xmlns:wps="http://schemas.microsoft.com/office/word/2010/wordprocessingShape" mc:Ignorable="w14 w15 w16se w16cid w16 w16cex w16sdtdh w16sdtfl w16du wp14">
   <w:footnote w:type="separator" w:id="-1">
     <w:p>
       <w:r>
@@ -3679,7 +3936,7 @@
 </file>
 
 <file path=word/header1.xml><?xml version="1.0" encoding="utf-8"?>
-<w:hdr xmlns:wpc="http://schemas.microsoft.com/office/word/2010/wordprocessingCanvas" xmlns:cx="http://schemas.microsoft.com/office/drawing/2014/chartex" xmlns:cx1="http://schemas.microsoft.com/office/drawing/2015/9/8/chartex" xmlns:cx2="http://schemas.microsoft.com/office/drawing/2015/10/21/chartex" xmlns:cx3="http://schemas.microsoft.com/office/drawing/2016/5/9/chartex" xmlns:cx4="http://schemas.microsoft.com/office/drawing/2016/5/10/chartex" xmlns:cx5="http://schemas.microsoft.com/office/drawing/2016/5/11/chartex" xmlns:cx6="http://schemas.microsoft.com/office/drawing/2016/5/12/chartex" xmlns:cx7="http://schemas.microsoft.com/office/drawing/2016/5/13/chartex" xmlns:cx8="http://schemas.microsoft.com/office/drawing/2016/5/14/chartex" xmlns:mc="http://schemas.openxmlformats.org/markup-compatibility/2006" xmlns:aink="http://schemas.microsoft.com/office/drawing/2016/ink" xmlns:am3d="http://schemas.microsoft.com/office/drawing/2017/model3d" xmlns:o="urn:schemas-microsoft-com:office:office" xmlns:r="http://schemas.openxmlformats.org/officeDocument/2006/relationships" xmlns:m="http://schemas.openxmlformats.org/officeDocument/2006/math" xmlns:v="urn:schemas-microsoft-com:vml" xmlns:wp14="http://schemas.microsoft.com/office/word/2010/wordprocessingDrawing" xmlns:wp="http://schemas.openxmlformats.org/drawingml/2006/wordprocessingDrawing" xmlns:w10="urn:schemas-microsoft-com:office:word" xmlns:w="http://schemas.openxmlformats.org/wordprocessingml/2006/main" xmlns:w14="http://schemas.microsoft.com/office/word/2010/wordml" xmlns:w15="http://schemas.microsoft.com/office/word/2012/wordml" xmlns:w16cex="http://schemas.microsoft.com/office/word/2018/wordml/cex" xmlns:w16cid="http://schemas.microsoft.com/office/word/2016/wordml/cid" xmlns:w16="http://schemas.microsoft.com/office/word/2018/wordml" xmlns:w16sdtdh="http://schemas.microsoft.com/office/word/2020/wordml/sdtdatahash" xmlns:w16se="http://schemas.microsoft.com/office/word/2015/wordml/symex" xmlns:wpg="http://schemas.microsoft.com/office/word/2010/wordprocessingGroup" xmlns:wpi="http://schemas.microsoft.com/office/word/2010/wordprocessingInk" xmlns:wne="http://schemas.microsoft.com/office/word/2006/wordml" xmlns:wps="http://schemas.microsoft.com/office/word/2010/wordprocessingShape" mc:Ignorable="w14 w15 w16se w16cid w16 w16cex w16sdtdh wp14">
+<w:hdr xmlns:wpc="http://schemas.microsoft.com/office/word/2010/wordprocessingCanvas" xmlns:cx="http://schemas.microsoft.com/office/drawing/2014/chartex" xmlns:cx1="http://schemas.microsoft.com/office/drawing/2015/9/8/chartex" xmlns:cx2="http://schemas.microsoft.com/office/drawing/2015/10/21/chartex" xmlns:cx3="http://schemas.microsoft.com/office/drawing/2016/5/9/chartex" xmlns:cx4="http://schemas.microsoft.com/office/drawing/2016/5/10/chartex" xmlns:cx5="http://schemas.microsoft.com/office/drawing/2016/5/11/chartex" xmlns:cx6="http://schemas.microsoft.com/office/drawing/2016/5/12/chartex" xmlns:cx7="http://schemas.microsoft.com/office/drawing/2016/5/13/chartex" xmlns:cx8="http://schemas.microsoft.com/office/drawing/2016/5/14/chartex" xmlns:mc="http://schemas.openxmlformats.org/markup-compatibility/2006" xmlns:aink="http://schemas.microsoft.com/office/drawing/2016/ink" xmlns:am3d="http://schemas.microsoft.com/office/drawing/2017/model3d" xmlns:o="urn:schemas-microsoft-com:office:office" xmlns:oel="http://schemas.microsoft.com/office/2019/extlst" xmlns:r="http://schemas.openxmlformats.org/officeDocument/2006/relationships" xmlns:m="http://schemas.openxmlformats.org/officeDocument/2006/math" xmlns:v="urn:schemas-microsoft-com:vml" xmlns:wp14="http://schemas.microsoft.com/office/word/2010/wordprocessingDrawing" xmlns:wp="http://schemas.openxmlformats.org/drawingml/2006/wordprocessingDrawing" xmlns:w10="urn:schemas-microsoft-com:office:word" xmlns:w="http://schemas.openxmlformats.org/wordprocessingml/2006/main" xmlns:w14="http://schemas.microsoft.com/office/word/2010/wordml" xmlns:w15="http://schemas.microsoft.com/office/word/2012/wordml" xmlns:w16cex="http://schemas.microsoft.com/office/word/2018/wordml/cex" xmlns:w16cid="http://schemas.microsoft.com/office/word/2016/wordml/cid" xmlns:w16="http://schemas.microsoft.com/office/word/2018/wordml" xmlns:w16du="http://schemas.microsoft.com/office/word/2023/wordml/word16du" xmlns:w16sdtdh="http://schemas.microsoft.com/office/word/2020/wordml/sdtdatahash" xmlns:w16sdtfl="http://schemas.microsoft.com/office/word/2024/wordml/sdtformatlock" xmlns:w16se="http://schemas.microsoft.com/office/word/2015/wordml/symex" xmlns:wpg="http://schemas.microsoft.com/office/word/2010/wordprocessingGroup" xmlns:wpi="http://schemas.microsoft.com/office/word/2010/wordprocessingInk" xmlns:wne="http://schemas.microsoft.com/office/word/2006/wordml" xmlns:wps="http://schemas.microsoft.com/office/word/2010/wordprocessingShape" mc:Ignorable="w14 w15 w16se w16cid w16 w16cex w16sdtdh w16sdtfl w16du wp14">
   <w:p>
     <w:pPr>
       <w:jc w:val="right"/>
@@ -3688,7 +3945,7 @@
       <w:rPr>
         <w:noProof/>
       </w:rPr>
-      <w:pict>
+      <w:pict w14:anchorId="124141E9">
         <v:shapetype id="_x0000_t75" coordsize="21600,21600" o:spt="75" o:preferrelative="t" path="m@4@5l@4@11@9@11@9@5xe" filled="f" stroked="f">
           <v:stroke joinstyle="miter"/>
           <v:formulas>
@@ -3721,7 +3978,7 @@
   </w:p>
   <w:p>
     <w:pPr>
-      <w:pStyle w:val="Header"/>
+      <w:pStyle w:val="Intestazione"/>
       <w:jc w:val="center"/>
       <w:rPr>
         <w:color w:val="808080"/>
@@ -3732,7 +3989,7 @@
         <w:noProof/>
         <w:color w:val="808080"/>
       </w:rPr>
-      <w:pict>
+      <w:pict w14:anchorId="6C8A3ECA">
         <v:line id="_x0000_s1039" style="position:absolute;left:0;text-align:left;z-index:251656704" from="-1pt,7.3pt" to="494pt,7.3pt" strokecolor="#039" strokeweight="1pt"/>
       </w:pict>
     </w:r>
@@ -3741,7 +3998,7 @@
 </file>
 
 <file path=word/numbering.xml><?xml version="1.0" encoding="utf-8"?>
-<w:numbering xmlns:wpc="http://schemas.microsoft.com/office/word/2010/wordprocessingCanvas" xmlns:cx="http://schemas.microsoft.com/office/drawing/2014/chartex" xmlns:cx1="http://schemas.microsoft.com/office/drawing/2015/9/8/chartex" xmlns:cx2="http://schemas.microsoft.com/office/drawing/2015/10/21/chartex" xmlns:cx3="http://schemas.microsoft.com/office/drawing/2016/5/9/chartex" xmlns:cx4="http://schemas.microsoft.com/office/drawing/2016/5/10/chartex" xmlns:cx5="http://schemas.microsoft.com/office/drawing/2016/5/11/chartex" xmlns:cx6="http://schemas.microsoft.com/office/drawing/2016/5/12/chartex" xmlns:cx7="http://schemas.microsoft.com/office/drawing/2016/5/13/chartex" xmlns:cx8="http://schemas.microsoft.com/office/drawing/2016/5/14/chartex" xmlns:mc="http://schemas.openxmlformats.org/markup-compatibility/2006" xmlns:aink="http://schemas.microsoft.com/office/drawing/2016/ink" xmlns:am3d="http://schemas.microsoft.com/office/drawing/2017/model3d" xmlns:o="urn:schemas-microsoft-com:office:office" xmlns:r="http://schemas.openxmlformats.org/officeDocument/2006/relationships" xmlns:m="http://schemas.openxmlformats.org/officeDocument/2006/math" xmlns:v="urn:schemas-microsoft-com:vml" xmlns:wp14="http://schemas.microsoft.com/office/word/2010/wordprocessingDrawing" xmlns:wp="http://schemas.openxmlformats.org/drawingml/2006/wordprocessingDrawing" xmlns:w10="urn:schemas-microsoft-com:office:word" xmlns:w="http://schemas.openxmlformats.org/wordprocessingml/2006/main" xmlns:w14="http://schemas.microsoft.com/office/word/2010/wordml" xmlns:w15="http://schemas.microsoft.com/office/word/2012/wordml" xmlns:w16cex="http://schemas.microsoft.com/office/word/2018/wordml/cex" xmlns:w16cid="http://schemas.microsoft.com/office/word/2016/wordml/cid" xmlns:w16="http://schemas.microsoft.com/office/word/2018/wordml" xmlns:w16sdtdh="http://schemas.microsoft.com/office/word/2020/wordml/sdtdatahash" xmlns:w16se="http://schemas.microsoft.com/office/word/2015/wordml/symex" xmlns:wpg="http://schemas.microsoft.com/office/word/2010/wordprocessingGroup" xmlns:wpi="http://schemas.microsoft.com/office/word/2010/wordprocessingInk" xmlns:wne="http://schemas.microsoft.com/office/word/2006/wordml" xmlns:wps="http://schemas.microsoft.com/office/word/2010/wordprocessingShape" mc:Ignorable="w14 w15 w16se w16cid w16 w16cex w16sdtdh wp14">
+<w:numbering xmlns:wpc="http://schemas.microsoft.com/office/word/2010/wordprocessingCanvas" xmlns:cx="http://schemas.microsoft.com/office/drawing/2014/chartex" xmlns:cx1="http://schemas.microsoft.com/office/drawing/2015/9/8/chartex" xmlns:cx2="http://schemas.microsoft.com/office/drawing/2015/10/21/chartex" xmlns:cx3="http://schemas.microsoft.com/office/drawing/2016/5/9/chartex" xmlns:cx4="http://schemas.microsoft.com/office/drawing/2016/5/10/chartex" xmlns:cx5="http://schemas.microsoft.com/office/drawing/2016/5/11/chartex" xmlns:cx6="http://schemas.microsoft.com/office/drawing/2016/5/12/chartex" xmlns:cx7="http://schemas.microsoft.com/office/drawing/2016/5/13/chartex" xmlns:cx8="http://schemas.microsoft.com/office/drawing/2016/5/14/chartex" xmlns:mc="http://schemas.openxmlformats.org/markup-compatibility/2006" xmlns:aink="http://schemas.microsoft.com/office/drawing/2016/ink" xmlns:am3d="http://schemas.microsoft.com/office/drawing/2017/model3d" xmlns:o="urn:schemas-microsoft-com:office:office" xmlns:oel="http://schemas.microsoft.com/office/2019/extlst" xmlns:r="http://schemas.openxmlformats.org/officeDocument/2006/relationships" xmlns:m="http://schemas.openxmlformats.org/officeDocument/2006/math" xmlns:v="urn:schemas-microsoft-com:vml" xmlns:wp14="http://schemas.microsoft.com/office/word/2010/wordprocessingDrawing" xmlns:wp="http://schemas.openxmlformats.org/drawingml/2006/wordprocessingDrawing" xmlns:w10="urn:schemas-microsoft-com:office:word" xmlns:w="http://schemas.openxmlformats.org/wordprocessingml/2006/main" xmlns:w14="http://schemas.microsoft.com/office/word/2010/wordml" xmlns:w15="http://schemas.microsoft.com/office/word/2012/wordml" xmlns:w16cex="http://schemas.microsoft.com/office/word/2018/wordml/cex" xmlns:w16cid="http://schemas.microsoft.com/office/word/2016/wordml/cid" xmlns:w16="http://schemas.microsoft.com/office/word/2018/wordml" xmlns:w16du="http://schemas.microsoft.com/office/word/2023/wordml/word16du" xmlns:w16sdtdh="http://schemas.microsoft.com/office/word/2020/wordml/sdtdatahash" xmlns:w16sdtfl="http://schemas.microsoft.com/office/word/2024/wordml/sdtformatlock" xmlns:w16se="http://schemas.microsoft.com/office/word/2015/wordml/symex" xmlns:wpg="http://schemas.microsoft.com/office/word/2010/wordprocessingGroup" xmlns:wpi="http://schemas.microsoft.com/office/word/2010/wordprocessingInk" xmlns:wne="http://schemas.microsoft.com/office/word/2006/wordml" xmlns:wps="http://schemas.microsoft.com/office/word/2010/wordprocessingShape" mc:Ignorable="w14 w15 w16se w16cid w16 w16cex w16sdtdh w16sdtfl w16du wp14">
   <w:abstractNum w:abstractNumId="0" w15:restartNumberingAfterBreak="0">
     <w:nsid w:val="FFFFFF7C"/>
     <w:multiLevelType w:val="singleLevel"/>
@@ -3749,7 +4006,7 @@
     <w:lvl w:ilvl="0">
       <w:start w:val="1"/>
       <w:numFmt w:val="decimal"/>
-      <w:pStyle w:val="ListNumber5"/>
+      <w:pStyle w:val="Numeroelenco5"/>
       <w:lvlText w:val="%1."/>
       <w:lvlJc w:val="left"/>
       <w:pPr>
@@ -3767,7 +4024,7 @@
     <w:lvl w:ilvl="0">
       <w:start w:val="1"/>
       <w:numFmt w:val="decimal"/>
-      <w:pStyle w:val="ListNumber4"/>
+      <w:pStyle w:val="Numeroelenco4"/>
       <w:lvlText w:val="%1."/>
       <w:lvlJc w:val="left"/>
       <w:pPr>
@@ -3785,7 +4042,7 @@
     <w:lvl w:ilvl="0">
       <w:start w:val="1"/>
       <w:numFmt w:val="decimal"/>
-      <w:pStyle w:val="ListNumber3"/>
+      <w:pStyle w:val="Numeroelenco3"/>
       <w:lvlText w:val="%1."/>
       <w:lvlJc w:val="left"/>
       <w:pPr>
@@ -3803,7 +4060,7 @@
     <w:lvl w:ilvl="0">
       <w:start w:val="1"/>
       <w:numFmt w:val="decimal"/>
-      <w:pStyle w:val="ListNumber2"/>
+      <w:pStyle w:val="Numeroelenco2"/>
       <w:lvlText w:val="%1."/>
       <w:lvlJc w:val="left"/>
       <w:pPr>
@@ -3821,7 +4078,7 @@
     <w:lvl w:ilvl="0">
       <w:start w:val="1"/>
       <w:numFmt w:val="bullet"/>
-      <w:pStyle w:val="ListBullet5"/>
+      <w:pStyle w:val="Puntoelenco5"/>
       <w:lvlText w:val=""/>
       <w:lvlJc w:val="left"/>
       <w:pPr>
@@ -3842,7 +4099,7 @@
     <w:lvl w:ilvl="0">
       <w:start w:val="1"/>
       <w:numFmt w:val="bullet"/>
-      <w:pStyle w:val="ListBullet4"/>
+      <w:pStyle w:val="Puntoelenco4"/>
       <w:lvlText w:val=""/>
       <w:lvlJc w:val="left"/>
       <w:pPr>
@@ -3863,7 +4120,7 @@
     <w:lvl w:ilvl="0">
       <w:start w:val="1"/>
       <w:numFmt w:val="bullet"/>
-      <w:pStyle w:val="ListBullet3"/>
+      <w:pStyle w:val="Puntoelenco3"/>
       <w:lvlText w:val=""/>
       <w:lvlJc w:val="left"/>
       <w:pPr>
@@ -3884,7 +4141,7 @@
     <w:lvl w:ilvl="0">
       <w:start w:val="1"/>
       <w:numFmt w:val="bullet"/>
-      <w:pStyle w:val="ListBullet2"/>
+      <w:pStyle w:val="Puntoelenco2"/>
       <w:lvlText w:val=""/>
       <w:lvlJc w:val="left"/>
       <w:pPr>
@@ -3905,7 +4162,7 @@
     <w:lvl w:ilvl="0">
       <w:start w:val="1"/>
       <w:numFmt w:val="decimal"/>
-      <w:pStyle w:val="ListNumber"/>
+      <w:pStyle w:val="Numeroelenco"/>
       <w:lvlText w:val="%1."/>
       <w:lvlJc w:val="left"/>
       <w:pPr>
@@ -3923,7 +4180,7 @@
     <w:lvl w:ilvl="0">
       <w:start w:val="1"/>
       <w:numFmt w:val="bullet"/>
-      <w:pStyle w:val="ListBullet"/>
+      <w:pStyle w:val="Puntoelenco"/>
       <w:lvlText w:val=""/>
       <w:lvlJc w:val="left"/>
       <w:pPr>
@@ -5814,86 +6071,86 @@
       </w:rPr>
     </w:lvl>
   </w:abstractNum>
-  <w:num w:numId="1">
+  <w:num w:numId="1" w16cid:durableId="1049457527">
     <w:abstractNumId w:val="16"/>
   </w:num>
-  <w:num w:numId="2">
+  <w:num w:numId="2" w16cid:durableId="1321806580">
     <w:abstractNumId w:val="21"/>
   </w:num>
-  <w:num w:numId="3">
+  <w:num w:numId="3" w16cid:durableId="2012442141">
     <w:abstractNumId w:val="8"/>
   </w:num>
-  <w:num w:numId="4">
+  <w:num w:numId="4" w16cid:durableId="1351833318">
     <w:abstractNumId w:val="3"/>
   </w:num>
-  <w:num w:numId="5">
+  <w:num w:numId="5" w16cid:durableId="769854811">
     <w:abstractNumId w:val="2"/>
   </w:num>
-  <w:num w:numId="6">
+  <w:num w:numId="6" w16cid:durableId="1011833676">
     <w:abstractNumId w:val="1"/>
   </w:num>
-  <w:num w:numId="7">
+  <w:num w:numId="7" w16cid:durableId="967392640">
     <w:abstractNumId w:val="0"/>
   </w:num>
-  <w:num w:numId="8">
+  <w:num w:numId="8" w16cid:durableId="483468615">
     <w:abstractNumId w:val="9"/>
   </w:num>
-  <w:num w:numId="9">
+  <w:num w:numId="9" w16cid:durableId="1596286987">
     <w:abstractNumId w:val="7"/>
   </w:num>
-  <w:num w:numId="10">
+  <w:num w:numId="10" w16cid:durableId="480198344">
     <w:abstractNumId w:val="6"/>
   </w:num>
-  <w:num w:numId="11">
+  <w:num w:numId="11" w16cid:durableId="343367259">
     <w:abstractNumId w:val="5"/>
   </w:num>
-  <w:num w:numId="12">
+  <w:num w:numId="12" w16cid:durableId="117839278">
     <w:abstractNumId w:val="4"/>
   </w:num>
-  <w:num w:numId="13">
+  <w:num w:numId="13" w16cid:durableId="1643150580">
     <w:abstractNumId w:val="17"/>
   </w:num>
-  <w:num w:numId="14">
+  <w:num w:numId="14" w16cid:durableId="1283196970">
     <w:abstractNumId w:val="12"/>
   </w:num>
-  <w:num w:numId="15">
+  <w:num w:numId="15" w16cid:durableId="307824014">
     <w:abstractNumId w:val="23"/>
   </w:num>
-  <w:num w:numId="16">
+  <w:num w:numId="16" w16cid:durableId="492797762">
     <w:abstractNumId w:val="13"/>
   </w:num>
-  <w:num w:numId="17">
+  <w:num w:numId="17" w16cid:durableId="9770380">
     <w:abstractNumId w:val="22"/>
   </w:num>
-  <w:num w:numId="18">
+  <w:num w:numId="18" w16cid:durableId="367338265">
     <w:abstractNumId w:val="10"/>
   </w:num>
-  <w:num w:numId="19">
+  <w:num w:numId="19" w16cid:durableId="422342159">
     <w:abstractNumId w:val="14"/>
   </w:num>
-  <w:num w:numId="20">
+  <w:num w:numId="20" w16cid:durableId="2073036725">
     <w:abstractNumId w:val="11"/>
   </w:num>
-  <w:num w:numId="21">
+  <w:num w:numId="21" w16cid:durableId="973872744">
     <w:abstractNumId w:val="20"/>
   </w:num>
-  <w:num w:numId="22">
+  <w:num w:numId="22" w16cid:durableId="1595741359">
     <w:abstractNumId w:val="18"/>
   </w:num>
-  <w:num w:numId="23">
+  <w:num w:numId="23" w16cid:durableId="977807996">
     <w:abstractNumId w:val="15"/>
   </w:num>
-  <w:num w:numId="24">
+  <w:num w:numId="24" w16cid:durableId="505554912">
     <w:abstractNumId w:val="19"/>
   </w:num>
-  <w:num w:numId="25">
+  <w:num w:numId="25" w16cid:durableId="2112821025">
     <w:abstractNumId w:val="24"/>
   </w:num>
 </w:numbering>
 </file>
 
 <file path=word/styles.xml><?xml version="1.0" encoding="utf-8"?>
-<w:styles xmlns:mc="http://schemas.openxmlformats.org/markup-compatibility/2006" xmlns:r="http://schemas.openxmlformats.org/officeDocument/2006/relationships" xmlns:w="http://schemas.openxmlformats.org/wordprocessingml/2006/main" xmlns:w14="http://schemas.microsoft.com/office/word/2010/wordml" xmlns:w15="http://schemas.microsoft.com/office/word/2012/wordml" xmlns:w16cex="http://schemas.microsoft.com/office/word/2018/wordml/cex" xmlns:w16cid="http://schemas.microsoft.com/office/word/2016/wordml/cid" xmlns:w16="http://schemas.microsoft.com/office/word/2018/wordml" xmlns:w16sdtdh="http://schemas.microsoft.com/office/word/2020/wordml/sdtdatahash" xmlns:w16se="http://schemas.microsoft.com/office/word/2015/wordml/symex" mc:Ignorable="w14 w15 w16se w16cid w16 w16cex w16sdtdh">
+<w:styles xmlns:mc="http://schemas.openxmlformats.org/markup-compatibility/2006" xmlns:r="http://schemas.openxmlformats.org/officeDocument/2006/relationships" xmlns:w="http://schemas.openxmlformats.org/wordprocessingml/2006/main" xmlns:w14="http://schemas.microsoft.com/office/word/2010/wordml" xmlns:w15="http://schemas.microsoft.com/office/word/2012/wordml" xmlns:w16cex="http://schemas.microsoft.com/office/word/2018/wordml/cex" xmlns:w16cid="http://schemas.microsoft.com/office/word/2016/wordml/cid" xmlns:w16="http://schemas.microsoft.com/office/word/2018/wordml" xmlns:w16du="http://schemas.microsoft.com/office/word/2023/wordml/word16du" xmlns:w16sdtdh="http://schemas.microsoft.com/office/word/2020/wordml/sdtdatahash" xmlns:w16sdtfl="http://schemas.microsoft.com/office/word/2024/wordml/sdtformatlock" xmlns:w16se="http://schemas.microsoft.com/office/word/2015/wordml/symex" mc:Ignorable="w14 w15 w16se w16cid w16 w16cex w16sdtdh w16sdtfl w16du">
   <w:docDefaults>
     <w:rPrDefault>
       <w:rPr>
@@ -5922,7 +6179,51 @@
     <w:lsdException w:name="Subtitle" w:qFormat="1"/>
     <w:lsdException w:name="Strong" w:qFormat="1"/>
     <w:lsdException w:name="Emphasis" w:qFormat="1"/>
+    <w:lsdException w:name="Normal Table" w:semiHidden="1" w:unhideWhenUsed="1"/>
+    <w:lsdException w:name="Table Simple 1" w:semiHidden="1" w:unhideWhenUsed="1"/>
+    <w:lsdException w:name="Table Simple 2" w:semiHidden="1" w:unhideWhenUsed="1"/>
+    <w:lsdException w:name="Table Simple 3" w:semiHidden="1" w:unhideWhenUsed="1"/>
+    <w:lsdException w:name="Table Classic 1" w:semiHidden="1" w:unhideWhenUsed="1"/>
+    <w:lsdException w:name="Table Classic 2" w:semiHidden="1" w:unhideWhenUsed="1"/>
+    <w:lsdException w:name="Table Classic 3" w:semiHidden="1" w:unhideWhenUsed="1"/>
+    <w:lsdException w:name="Table Classic 4" w:semiHidden="1" w:unhideWhenUsed="1"/>
+    <w:lsdException w:name="Table Colorful 1" w:semiHidden="1" w:unhideWhenUsed="1"/>
+    <w:lsdException w:name="Table Colorful 2" w:semiHidden="1" w:unhideWhenUsed="1"/>
+    <w:lsdException w:name="Table Colorful 3" w:semiHidden="1" w:unhideWhenUsed="1"/>
+    <w:lsdException w:name="Table Columns 1" w:semiHidden="1" w:unhideWhenUsed="1"/>
+    <w:lsdException w:name="Table Columns 2" w:semiHidden="1" w:unhideWhenUsed="1"/>
+    <w:lsdException w:name="Table Columns 3" w:semiHidden="1" w:unhideWhenUsed="1"/>
+    <w:lsdException w:name="Table Columns 4" w:semiHidden="1" w:unhideWhenUsed="1"/>
+    <w:lsdException w:name="Table Columns 5" w:semiHidden="1" w:unhideWhenUsed="1"/>
+    <w:lsdException w:name="Table Grid 1" w:semiHidden="1" w:unhideWhenUsed="1"/>
+    <w:lsdException w:name="Table Grid 2" w:semiHidden="1" w:unhideWhenUsed="1"/>
+    <w:lsdException w:name="Table Grid 3" w:semiHidden="1" w:unhideWhenUsed="1"/>
+    <w:lsdException w:name="Table Grid 4" w:semiHidden="1" w:unhideWhenUsed="1"/>
+    <w:lsdException w:name="Table Grid 5" w:semiHidden="1" w:unhideWhenUsed="1"/>
+    <w:lsdException w:name="Table Grid 6" w:semiHidden="1" w:unhideWhenUsed="1"/>
+    <w:lsdException w:name="Table Grid 7" w:semiHidden="1" w:unhideWhenUsed="1"/>
+    <w:lsdException w:name="Table Grid 8" w:semiHidden="1" w:unhideWhenUsed="1"/>
+    <w:lsdException w:name="Table List 1" w:semiHidden="1" w:unhideWhenUsed="1"/>
+    <w:lsdException w:name="Table List 2" w:semiHidden="1" w:unhideWhenUsed="1"/>
+    <w:lsdException w:name="Table List 3" w:semiHidden="1" w:unhideWhenUsed="1"/>
+    <w:lsdException w:name="Table List 4" w:semiHidden="1" w:unhideWhenUsed="1"/>
+    <w:lsdException w:name="Table List 5" w:semiHidden="1" w:unhideWhenUsed="1"/>
+    <w:lsdException w:name="Table List 6" w:semiHidden="1" w:unhideWhenUsed="1"/>
+    <w:lsdException w:name="Table List 7" w:semiHidden="1" w:unhideWhenUsed="1"/>
+    <w:lsdException w:name="Table List 8" w:semiHidden="1" w:unhideWhenUsed="1"/>
+    <w:lsdException w:name="Table 3D effects 1" w:semiHidden="1" w:unhideWhenUsed="1"/>
+    <w:lsdException w:name="Table 3D effects 2" w:semiHidden="1" w:unhideWhenUsed="1"/>
+    <w:lsdException w:name="Table 3D effects 3" w:semiHidden="1" w:unhideWhenUsed="1"/>
+    <w:lsdException w:name="Table Contemporary" w:semiHidden="1" w:unhideWhenUsed="1"/>
+    <w:lsdException w:name="Table Elegant" w:semiHidden="1" w:unhideWhenUsed="1"/>
+    <w:lsdException w:name="Table Professional" w:semiHidden="1" w:unhideWhenUsed="1"/>
+    <w:lsdException w:name="Table Subtle 1" w:semiHidden="1" w:unhideWhenUsed="1"/>
+    <w:lsdException w:name="Table Subtle 2" w:semiHidden="1" w:unhideWhenUsed="1"/>
+    <w:lsdException w:name="Table Web 1" w:semiHidden="1" w:unhideWhenUsed="1"/>
+    <w:lsdException w:name="Table Web 2" w:semiHidden="1" w:unhideWhenUsed="1"/>
+    <w:lsdException w:name="Table Web 3" w:semiHidden="1" w:unhideWhenUsed="1"/>
     <w:lsdException w:name="Table Grid" w:uiPriority="39"/>
+    <w:lsdException w:name="Table Theme" w:semiHidden="1" w:unhideWhenUsed="1"/>
     <w:lsdException w:name="Placeholder Text" w:semiHidden="1" w:uiPriority="99"/>
     <w:lsdException w:name="No Spacing" w:uiPriority="1" w:qFormat="1"/>
     <w:lsdException w:name="Light Shading" w:uiPriority="60"/>
@@ -6144,7 +6445,7 @@
     <w:lsdException w:name="Unresolved Mention" w:semiHidden="1" w:uiPriority="99" w:unhideWhenUsed="1"/>
     <w:lsdException w:name="Smart Link" w:semiHidden="1" w:uiPriority="99" w:unhideWhenUsed="1"/>
   </w:latentStyles>
-  <w:style w:type="paragraph" w:default="1" w:styleId="Normal">
+  <w:style w:type="paragraph" w:default="1" w:styleId="Normale">
     <w:name w:val="Normal"/>
     <w:qFormat/>
     <w:rsid w:val="000E2593"/>
@@ -6154,10 +6455,10 @@
       <w:lang w:val="it-IT" w:eastAsia="it-IT"/>
     </w:rPr>
   </w:style>
-  <w:style w:type="paragraph" w:styleId="Heading1">
+  <w:style w:type="paragraph" w:styleId="Titolo1">
     <w:name w:val="heading 1"/>
-    <w:basedOn w:val="Normal"/>
-    <w:next w:val="Normal"/>
+    <w:basedOn w:val="Normale"/>
+    <w:next w:val="Normale"/>
     <w:qFormat/>
     <w:pPr>
       <w:keepNext/>
@@ -6169,10 +6470,10 @@
       <w:sz w:val="32"/>
     </w:rPr>
   </w:style>
-  <w:style w:type="paragraph" w:styleId="Heading2">
+  <w:style w:type="paragraph" w:styleId="Titolo2">
     <w:name w:val="heading 2"/>
-    <w:basedOn w:val="Normal"/>
-    <w:next w:val="Normal"/>
+    <w:basedOn w:val="Normale"/>
+    <w:next w:val="Normale"/>
     <w:qFormat/>
     <w:pPr>
       <w:keepNext/>
@@ -6184,10 +6485,10 @@
       <w:bCs/>
     </w:rPr>
   </w:style>
-  <w:style w:type="paragraph" w:styleId="Heading3">
+  <w:style w:type="paragraph" w:styleId="Titolo3">
     <w:name w:val="heading 3"/>
-    <w:basedOn w:val="Normal"/>
-    <w:next w:val="Normal"/>
+    <w:basedOn w:val="Normale"/>
+    <w:next w:val="Normale"/>
     <w:qFormat/>
     <w:pPr>
       <w:keepNext/>
@@ -6202,10 +6503,10 @@
       <w:szCs w:val="26"/>
     </w:rPr>
   </w:style>
-  <w:style w:type="paragraph" w:styleId="Heading4">
+  <w:style w:type="paragraph" w:styleId="Titolo4">
     <w:name w:val="heading 4"/>
-    <w:basedOn w:val="Normal"/>
-    <w:next w:val="Normal"/>
+    <w:basedOn w:val="Normale"/>
+    <w:next w:val="Normale"/>
     <w:qFormat/>
     <w:pPr>
       <w:keepNext/>
@@ -6219,10 +6520,10 @@
       <w:szCs w:val="28"/>
     </w:rPr>
   </w:style>
-  <w:style w:type="paragraph" w:styleId="Heading5">
+  <w:style w:type="paragraph" w:styleId="Titolo5">
     <w:name w:val="heading 5"/>
-    <w:basedOn w:val="Normal"/>
-    <w:next w:val="Normal"/>
+    <w:basedOn w:val="Normale"/>
+    <w:next w:val="Normale"/>
     <w:qFormat/>
     <w:pPr>
       <w:spacing w:before="240" w:after="60"/>
@@ -6237,10 +6538,10 @@
       <w:szCs w:val="26"/>
     </w:rPr>
   </w:style>
-  <w:style w:type="paragraph" w:styleId="Heading6">
+  <w:style w:type="paragraph" w:styleId="Titolo6">
     <w:name w:val="heading 6"/>
-    <w:basedOn w:val="Normal"/>
-    <w:next w:val="Normal"/>
+    <w:basedOn w:val="Normale"/>
+    <w:next w:val="Normale"/>
     <w:qFormat/>
     <w:pPr>
       <w:spacing w:before="240" w:after="60"/>
@@ -6253,20 +6554,20 @@
       <w:szCs w:val="22"/>
     </w:rPr>
   </w:style>
-  <w:style w:type="paragraph" w:styleId="Heading7">
+  <w:style w:type="paragraph" w:styleId="Titolo7">
     <w:name w:val="heading 7"/>
-    <w:basedOn w:val="Normal"/>
-    <w:next w:val="Normal"/>
+    <w:basedOn w:val="Normale"/>
+    <w:next w:val="Normale"/>
     <w:qFormat/>
     <w:pPr>
       <w:spacing w:before="240" w:after="60"/>
       <w:outlineLvl w:val="6"/>
     </w:pPr>
   </w:style>
-  <w:style w:type="paragraph" w:styleId="Heading8">
+  <w:style w:type="paragraph" w:styleId="Titolo8">
     <w:name w:val="heading 8"/>
-    <w:basedOn w:val="Normal"/>
-    <w:next w:val="Normal"/>
+    <w:basedOn w:val="Normale"/>
+    <w:next w:val="Normale"/>
     <w:qFormat/>
     <w:pPr>
       <w:spacing w:before="240" w:after="60"/>
@@ -6277,10 +6578,10 @@
       <w:iCs/>
     </w:rPr>
   </w:style>
-  <w:style w:type="paragraph" w:styleId="Heading9">
+  <w:style w:type="paragraph" w:styleId="Titolo9">
     <w:name w:val="heading 9"/>
-    <w:basedOn w:val="Normal"/>
-    <w:next w:val="Normal"/>
+    <w:basedOn w:val="Normale"/>
+    <w:next w:val="Normale"/>
     <w:qFormat/>
     <w:pPr>
       <w:spacing w:before="240" w:after="60"/>
@@ -6292,13 +6593,17 @@
       <w:szCs w:val="22"/>
     </w:rPr>
   </w:style>
-  <w:style w:type="character" w:default="1" w:styleId="DefaultParagraphFont">
+  <w:style w:type="character" w:default="1" w:styleId="Carpredefinitoparagrafo">
     <w:name w:val="Default Paragraph Font"/>
+    <w:uiPriority w:val="1"/>
     <w:semiHidden/>
-  </w:style>
-  <w:style w:type="table" w:default="1" w:styleId="TableNormal">
+    <w:unhideWhenUsed/>
+  </w:style>
+  <w:style w:type="table" w:default="1" w:styleId="Tabellanormale">
     <w:name w:val="Normal Table"/>
+    <w:uiPriority w:val="99"/>
     <w:semiHidden/>
+    <w:unhideWhenUsed/>
     <w:tblPr>
       <w:tblInd w:w="0" w:type="dxa"/>
       <w:tblCellMar>
@@ -6309,20 +6614,22 @@
       </w:tblCellMar>
     </w:tblPr>
   </w:style>
-  <w:style w:type="numbering" w:default="1" w:styleId="NoList">
+  <w:style w:type="numbering" w:default="1" w:styleId="Nessunelenco">
     <w:name w:val="No List"/>
+    <w:uiPriority w:val="99"/>
     <w:semiHidden/>
-  </w:style>
-  <w:style w:type="paragraph" w:styleId="BodyText">
+    <w:unhideWhenUsed/>
+  </w:style>
+  <w:style w:type="paragraph" w:styleId="Corpotesto">
     <w:name w:val="Body Text"/>
-    <w:basedOn w:val="Normal"/>
+    <w:basedOn w:val="Normale"/>
     <w:pPr>
       <w:jc w:val="both"/>
     </w:pPr>
   </w:style>
-  <w:style w:type="paragraph" w:styleId="Header">
+  <w:style w:type="paragraph" w:styleId="Intestazione">
     <w:name w:val="header"/>
-    <w:basedOn w:val="Normal"/>
+    <w:basedOn w:val="Normale"/>
     <w:pPr>
       <w:tabs>
         <w:tab w:val="center" w:pos="4819"/>
@@ -6330,9 +6637,9 @@
       </w:tabs>
     </w:pPr>
   </w:style>
-  <w:style w:type="paragraph" w:styleId="Footer">
+  <w:style w:type="paragraph" w:styleId="Pidipagina">
     <w:name w:val="footer"/>
-    <w:basedOn w:val="Normal"/>
+    <w:basedOn w:val="Normale"/>
     <w:pPr>
       <w:tabs>
         <w:tab w:val="center" w:pos="4819"/>
@@ -6340,17 +6647,17 @@
       </w:tabs>
     </w:pPr>
   </w:style>
-  <w:style w:type="character" w:styleId="Hyperlink">
+  <w:style w:type="character" w:styleId="Collegamentoipertestuale">
     <w:name w:val="Hyperlink"/>
     <w:rPr>
       <w:color w:val="0000FF"/>
       <w:u w:val="single"/>
     </w:rPr>
   </w:style>
-  <w:style w:type="paragraph" w:styleId="BodyTextIndent">
+  <w:style w:type="paragraph" w:styleId="Rientrocorpodeltesto">
     <w:name w:val="Body Text Indent"/>
-    <w:basedOn w:val="Normal"/>
-    <w:link w:val="BodyTextIndentChar"/>
+    <w:basedOn w:val="Normale"/>
+    <w:link w:val="RientrocorpodeltestoCarattere"/>
     <w:uiPriority w:val="99"/>
     <w:pPr>
       <w:spacing w:line="360" w:lineRule="auto"/>
@@ -6358,16 +6665,16 @@
       <w:jc w:val="both"/>
     </w:pPr>
   </w:style>
-  <w:style w:type="paragraph" w:styleId="BodyText2">
+  <w:style w:type="paragraph" w:styleId="Corpodeltesto2">
     <w:name w:val="Body Text 2"/>
-    <w:basedOn w:val="Normal"/>
+    <w:basedOn w:val="Normale"/>
     <w:pPr>
       <w:spacing w:after="120" w:line="480" w:lineRule="auto"/>
     </w:pPr>
   </w:style>
-  <w:style w:type="paragraph" w:styleId="BodyText3">
+  <w:style w:type="paragraph" w:styleId="Corpodeltesto3">
     <w:name w:val="Body Text 3"/>
-    <w:basedOn w:val="Normal"/>
+    <w:basedOn w:val="Normale"/>
     <w:pPr>
       <w:spacing w:after="120"/>
     </w:pPr>
@@ -6376,15 +6683,15 @@
       <w:szCs w:val="16"/>
     </w:rPr>
   </w:style>
-  <w:style w:type="paragraph" w:styleId="Date">
+  <w:style w:type="paragraph" w:styleId="Data">
     <w:name w:val="Date"/>
-    <w:basedOn w:val="Normal"/>
-    <w:next w:val="Normal"/>
-  </w:style>
-  <w:style w:type="paragraph" w:styleId="Caption">
+    <w:basedOn w:val="Normale"/>
+    <w:next w:val="Normale"/>
+  </w:style>
+  <w:style w:type="paragraph" w:styleId="Didascalia">
     <w:name w:val="caption"/>
-    <w:basedOn w:val="Normal"/>
-    <w:next w:val="Normal"/>
+    <w:basedOn w:val="Normale"/>
+    <w:next w:val="Normale"/>
     <w:qFormat/>
     <w:pPr>
       <w:spacing w:before="120" w:after="120"/>
@@ -6396,215 +6703,215 @@
       <w:szCs w:val="20"/>
     </w:rPr>
   </w:style>
-  <w:style w:type="paragraph" w:styleId="List">
+  <w:style w:type="paragraph" w:styleId="Elenco">
     <w:name w:val="List"/>
-    <w:basedOn w:val="Normal"/>
+    <w:basedOn w:val="Normale"/>
     <w:pPr>
       <w:ind w:left="283" w:hanging="283"/>
     </w:pPr>
   </w:style>
-  <w:style w:type="paragraph" w:styleId="List2">
+  <w:style w:type="paragraph" w:styleId="Elenco2">
     <w:name w:val="List 2"/>
-    <w:basedOn w:val="Normal"/>
+    <w:basedOn w:val="Normale"/>
     <w:pPr>
       <w:ind w:left="566" w:hanging="283"/>
     </w:pPr>
   </w:style>
-  <w:style w:type="paragraph" w:styleId="List3">
+  <w:style w:type="paragraph" w:styleId="Elenco3">
     <w:name w:val="List 3"/>
-    <w:basedOn w:val="Normal"/>
+    <w:basedOn w:val="Normale"/>
     <w:pPr>
       <w:ind w:left="849" w:hanging="283"/>
     </w:pPr>
   </w:style>
-  <w:style w:type="paragraph" w:styleId="List4">
+  <w:style w:type="paragraph" w:styleId="Elenco4">
     <w:name w:val="List 4"/>
-    <w:basedOn w:val="Normal"/>
+    <w:basedOn w:val="Normale"/>
     <w:pPr>
       <w:ind w:left="1132" w:hanging="283"/>
     </w:pPr>
   </w:style>
-  <w:style w:type="paragraph" w:styleId="List5">
+  <w:style w:type="paragraph" w:styleId="Elenco5">
     <w:name w:val="List 5"/>
-    <w:basedOn w:val="Normal"/>
+    <w:basedOn w:val="Normale"/>
     <w:pPr>
       <w:ind w:left="1415" w:hanging="283"/>
     </w:pPr>
   </w:style>
-  <w:style w:type="paragraph" w:styleId="ListContinue">
+  <w:style w:type="paragraph" w:styleId="Elencocontinua">
     <w:name w:val="List Continue"/>
-    <w:basedOn w:val="Normal"/>
+    <w:basedOn w:val="Normale"/>
     <w:pPr>
       <w:spacing w:after="120"/>
       <w:ind w:left="283"/>
     </w:pPr>
   </w:style>
-  <w:style w:type="paragraph" w:styleId="ListContinue2">
+  <w:style w:type="paragraph" w:styleId="Elencocontinua2">
     <w:name w:val="List Continue 2"/>
-    <w:basedOn w:val="Normal"/>
+    <w:basedOn w:val="Normale"/>
     <w:pPr>
       <w:spacing w:after="120"/>
       <w:ind w:left="566"/>
     </w:pPr>
   </w:style>
-  <w:style w:type="paragraph" w:styleId="ListContinue3">
+  <w:style w:type="paragraph" w:styleId="Elencocontinua3">
     <w:name w:val="List Continue 3"/>
-    <w:basedOn w:val="Normal"/>
+    <w:basedOn w:val="Normale"/>
     <w:pPr>
       <w:spacing w:after="120"/>
       <w:ind w:left="849"/>
     </w:pPr>
   </w:style>
-  <w:style w:type="paragraph" w:styleId="ListContinue4">
+  <w:style w:type="paragraph" w:styleId="Elencocontinua4">
     <w:name w:val="List Continue 4"/>
-    <w:basedOn w:val="Normal"/>
+    <w:basedOn w:val="Normale"/>
     <w:pPr>
       <w:spacing w:after="120"/>
       <w:ind w:left="1132"/>
     </w:pPr>
   </w:style>
-  <w:style w:type="paragraph" w:styleId="ListContinue5">
+  <w:style w:type="paragraph" w:styleId="Elencocontinua5">
     <w:name w:val="List Continue 5"/>
-    <w:basedOn w:val="Normal"/>
+    <w:basedOn w:val="Normale"/>
     <w:pPr>
       <w:spacing w:after="120"/>
       <w:ind w:left="1415"/>
     </w:pPr>
   </w:style>
-  <w:style w:type="paragraph" w:styleId="Signature">
+  <w:style w:type="paragraph" w:styleId="Firma">
     <w:name w:val="Signature"/>
-    <w:basedOn w:val="Normal"/>
+    <w:basedOn w:val="Normale"/>
     <w:pPr>
       <w:ind w:left="4252"/>
     </w:pPr>
   </w:style>
-  <w:style w:type="paragraph" w:styleId="E-mailSignature">
+  <w:style w:type="paragraph" w:styleId="Firmadipostaelettronica">
     <w:name w:val="E-mail Signature"/>
-    <w:basedOn w:val="Normal"/>
-  </w:style>
-  <w:style w:type="paragraph" w:styleId="Salutation">
+    <w:basedOn w:val="Normale"/>
+  </w:style>
+  <w:style w:type="paragraph" w:styleId="Formuladiapertura">
     <w:name w:val="Salutation"/>
-    <w:basedOn w:val="Normal"/>
-    <w:next w:val="Normal"/>
-  </w:style>
-  <w:style w:type="paragraph" w:styleId="Closing">
+    <w:basedOn w:val="Normale"/>
+    <w:next w:val="Normale"/>
+  </w:style>
+  <w:style w:type="paragraph" w:styleId="Formuladichiusura">
     <w:name w:val="Closing"/>
-    <w:basedOn w:val="Normal"/>
+    <w:basedOn w:val="Normale"/>
     <w:pPr>
       <w:ind w:left="4252"/>
     </w:pPr>
   </w:style>
-  <w:style w:type="paragraph" w:styleId="Index1">
+  <w:style w:type="paragraph" w:styleId="Indice1">
     <w:name w:val="index 1"/>
-    <w:basedOn w:val="Normal"/>
-    <w:next w:val="Normal"/>
+    <w:basedOn w:val="Normale"/>
+    <w:next w:val="Normale"/>
     <w:autoRedefine/>
     <w:semiHidden/>
     <w:pPr>
       <w:ind w:left="240" w:hanging="240"/>
     </w:pPr>
   </w:style>
-  <w:style w:type="paragraph" w:styleId="Index2">
+  <w:style w:type="paragraph" w:styleId="Indice2">
     <w:name w:val="index 2"/>
-    <w:basedOn w:val="Normal"/>
-    <w:next w:val="Normal"/>
+    <w:basedOn w:val="Normale"/>
+    <w:next w:val="Normale"/>
     <w:autoRedefine/>
     <w:semiHidden/>
     <w:pPr>
       <w:ind w:left="480" w:hanging="240"/>
     </w:pPr>
   </w:style>
-  <w:style w:type="paragraph" w:styleId="Index3">
+  <w:style w:type="paragraph" w:styleId="Indice3">
     <w:name w:val="index 3"/>
-    <w:basedOn w:val="Normal"/>
-    <w:next w:val="Normal"/>
+    <w:basedOn w:val="Normale"/>
+    <w:next w:val="Normale"/>
     <w:autoRedefine/>
     <w:semiHidden/>
     <w:pPr>
       <w:ind w:left="720" w:hanging="240"/>
     </w:pPr>
   </w:style>
-  <w:style w:type="paragraph" w:styleId="Index4">
+  <w:style w:type="paragraph" w:styleId="Indice4">
     <w:name w:val="index 4"/>
-    <w:basedOn w:val="Normal"/>
-    <w:next w:val="Normal"/>
+    <w:basedOn w:val="Normale"/>
+    <w:next w:val="Normale"/>
     <w:autoRedefine/>
     <w:semiHidden/>
     <w:pPr>
       <w:ind w:left="960" w:hanging="240"/>
     </w:pPr>
   </w:style>
-  <w:style w:type="paragraph" w:styleId="Index5">
+  <w:style w:type="paragraph" w:styleId="Indice5">
     <w:name w:val="index 5"/>
-    <w:basedOn w:val="Normal"/>
-    <w:next w:val="Normal"/>
+    <w:basedOn w:val="Normale"/>
+    <w:next w:val="Normale"/>
     <w:autoRedefine/>
     <w:semiHidden/>
     <w:pPr>
       <w:ind w:left="1200" w:hanging="240"/>
     </w:pPr>
   </w:style>
-  <w:style w:type="paragraph" w:styleId="Index6">
+  <w:style w:type="paragraph" w:styleId="Indice6">
     <w:name w:val="index 6"/>
-    <w:basedOn w:val="Normal"/>
-    <w:next w:val="Normal"/>
+    <w:basedOn w:val="Normale"/>
+    <w:next w:val="Normale"/>
     <w:autoRedefine/>
     <w:semiHidden/>
     <w:pPr>
       <w:ind w:left="1440" w:hanging="240"/>
     </w:pPr>
   </w:style>
-  <w:style w:type="paragraph" w:styleId="Index7">
+  <w:style w:type="paragraph" w:styleId="Indice7">
     <w:name w:val="index 7"/>
-    <w:basedOn w:val="Normal"/>
-    <w:next w:val="Normal"/>
+    <w:basedOn w:val="Normale"/>
+    <w:next w:val="Normale"/>
     <w:autoRedefine/>
     <w:semiHidden/>
     <w:pPr>
       <w:ind w:left="1680" w:hanging="240"/>
     </w:pPr>
   </w:style>
-  <w:style w:type="paragraph" w:styleId="Index8">
+  <w:style w:type="paragraph" w:styleId="Indice8">
     <w:name w:val="index 8"/>
-    <w:basedOn w:val="Normal"/>
-    <w:next w:val="Normal"/>
+    <w:basedOn w:val="Normale"/>
+    <w:next w:val="Normale"/>
     <w:autoRedefine/>
     <w:semiHidden/>
     <w:pPr>
       <w:ind w:left="1920" w:hanging="240"/>
     </w:pPr>
   </w:style>
-  <w:style w:type="paragraph" w:styleId="Index9">
+  <w:style w:type="paragraph" w:styleId="Indice9">
     <w:name w:val="index 9"/>
-    <w:basedOn w:val="Normal"/>
-    <w:next w:val="Normal"/>
+    <w:basedOn w:val="Normale"/>
+    <w:next w:val="Normale"/>
     <w:autoRedefine/>
     <w:semiHidden/>
     <w:pPr>
       <w:ind w:left="2160" w:hanging="240"/>
     </w:pPr>
   </w:style>
-  <w:style w:type="paragraph" w:styleId="TableofFigures">
+  <w:style w:type="paragraph" w:styleId="Indicedellefigure">
     <w:name w:val="table of figures"/>
-    <w:basedOn w:val="Normal"/>
-    <w:next w:val="Normal"/>
+    <w:basedOn w:val="Normale"/>
+    <w:next w:val="Normale"/>
     <w:semiHidden/>
     <w:pPr>
       <w:ind w:left="480" w:hanging="480"/>
     </w:pPr>
   </w:style>
-  <w:style w:type="paragraph" w:styleId="TableofAuthorities">
+  <w:style w:type="paragraph" w:styleId="Indicefonti">
     <w:name w:val="table of authorities"/>
-    <w:basedOn w:val="Normal"/>
-    <w:next w:val="Normal"/>
+    <w:basedOn w:val="Normale"/>
+    <w:next w:val="Normale"/>
     <w:semiHidden/>
     <w:pPr>
       <w:ind w:left="240" w:hanging="240"/>
     </w:pPr>
   </w:style>
-  <w:style w:type="paragraph" w:styleId="EnvelopeAddress">
+  <w:style w:type="paragraph" w:styleId="Indirizzodestinatario">
     <w:name w:val="envelope address"/>
-    <w:basedOn w:val="Normal"/>
+    <w:basedOn w:val="Normale"/>
     <w:pPr>
       <w:framePr w:w="7920" w:h="1980" w:hRule="exact" w:hSpace="141" w:wrap="auto" w:hAnchor="page" w:xAlign="center" w:yAlign="bottom"/>
       <w:ind w:left="2880"/>
@@ -6613,26 +6920,26 @@
       <w:rFonts w:ascii="Arial" w:hAnsi="Arial" w:cs="Arial"/>
     </w:rPr>
   </w:style>
-  <w:style w:type="paragraph" w:styleId="HTMLAddress">
+  <w:style w:type="paragraph" w:styleId="IndirizzoHTML">
     <w:name w:val="HTML Address"/>
-    <w:basedOn w:val="Normal"/>
+    <w:basedOn w:val="Normale"/>
     <w:rPr>
       <w:i/>
       <w:iCs/>
     </w:rPr>
   </w:style>
-  <w:style w:type="paragraph" w:styleId="EnvelopeReturn">
+  <w:style w:type="paragraph" w:styleId="Indirizzomittente">
     <w:name w:val="envelope return"/>
-    <w:basedOn w:val="Normal"/>
+    <w:basedOn w:val="Normale"/>
     <w:rPr>
       <w:rFonts w:ascii="Arial" w:hAnsi="Arial" w:cs="Arial"/>
       <w:sz w:val="20"/>
       <w:szCs w:val="20"/>
     </w:rPr>
   </w:style>
-  <w:style w:type="paragraph" w:styleId="MessageHeader">
+  <w:style w:type="paragraph" w:styleId="Intestazionemessaggio">
     <w:name w:val="Message Header"/>
-    <w:basedOn w:val="Normal"/>
+    <w:basedOn w:val="Normale"/>
     <w:pPr>
       <w:pBdr>
         <w:top w:val="single" w:sz="6" w:space="1" w:color="auto"/>
@@ -6647,14 +6954,14 @@
       <w:rFonts w:ascii="Arial" w:hAnsi="Arial" w:cs="Arial"/>
     </w:rPr>
   </w:style>
-  <w:style w:type="paragraph" w:styleId="NoteHeading">
+  <w:style w:type="paragraph" w:styleId="Intestazionenota">
     <w:name w:val="Note Heading"/>
-    <w:basedOn w:val="Normal"/>
-    <w:next w:val="Normal"/>
-  </w:style>
-  <w:style w:type="paragraph" w:styleId="DocumentMap">
+    <w:basedOn w:val="Normale"/>
+    <w:next w:val="Normale"/>
+  </w:style>
+  <w:style w:type="paragraph" w:styleId="Mappadocumento">
     <w:name w:val="Document Map"/>
-    <w:basedOn w:val="Normal"/>
+    <w:basedOn w:val="Normale"/>
     <w:semiHidden/>
     <w:pPr>
       <w:shd w:val="clear" w:color="auto" w:fill="000080"/>
@@ -6663,85 +6970,85 @@
       <w:rFonts w:ascii="Tahoma" w:hAnsi="Tahoma" w:cs="Tahoma"/>
     </w:rPr>
   </w:style>
-  <w:style w:type="paragraph" w:styleId="NormalWeb">
+  <w:style w:type="paragraph" w:styleId="NormaleWeb">
     <w:name w:val="Normal (Web)"/>
-    <w:basedOn w:val="Normal"/>
-  </w:style>
-  <w:style w:type="paragraph" w:styleId="ListNumber">
+    <w:basedOn w:val="Normale"/>
+  </w:style>
+  <w:style w:type="paragraph" w:styleId="Numeroelenco">
     <w:name w:val="List Number"/>
-    <w:basedOn w:val="Normal"/>
+    <w:basedOn w:val="Normale"/>
     <w:pPr>
       <w:numPr>
         <w:numId w:val="3"/>
       </w:numPr>
     </w:pPr>
   </w:style>
-  <w:style w:type="paragraph" w:styleId="ListNumber2">
+  <w:style w:type="paragraph" w:styleId="Numeroelenco2">
     <w:name w:val="List Number 2"/>
-    <w:basedOn w:val="Normal"/>
+    <w:basedOn w:val="Normale"/>
     <w:pPr>
       <w:numPr>
         <w:numId w:val="4"/>
       </w:numPr>
     </w:pPr>
   </w:style>
-  <w:style w:type="paragraph" w:styleId="ListNumber3">
+  <w:style w:type="paragraph" w:styleId="Numeroelenco3">
     <w:name w:val="List Number 3"/>
-    <w:basedOn w:val="Normal"/>
+    <w:basedOn w:val="Normale"/>
     <w:pPr>
       <w:numPr>
         <w:numId w:val="5"/>
       </w:numPr>
     </w:pPr>
   </w:style>
-  <w:style w:type="paragraph" w:styleId="ListNumber4">
+  <w:style w:type="paragraph" w:styleId="Numeroelenco4">
     <w:name w:val="List Number 4"/>
-    <w:basedOn w:val="Normal"/>
+    <w:basedOn w:val="Normale"/>
     <w:pPr>
       <w:numPr>
         <w:numId w:val="6"/>
       </w:numPr>
     </w:pPr>
   </w:style>
-  <w:style w:type="paragraph" w:styleId="ListNumber5">
+  <w:style w:type="paragraph" w:styleId="Numeroelenco5">
     <w:name w:val="List Number 5"/>
-    <w:basedOn w:val="Normal"/>
+    <w:basedOn w:val="Normale"/>
     <w:pPr>
       <w:numPr>
         <w:numId w:val="7"/>
       </w:numPr>
     </w:pPr>
   </w:style>
-  <w:style w:type="paragraph" w:styleId="HTMLPreformatted">
+  <w:style w:type="paragraph" w:styleId="PreformattatoHTML">
     <w:name w:val="HTML Preformatted"/>
-    <w:basedOn w:val="Normal"/>
+    <w:basedOn w:val="Normale"/>
     <w:rPr>
       <w:rFonts w:ascii="Courier New" w:hAnsi="Courier New" w:cs="Courier New"/>
       <w:sz w:val="20"/>
       <w:szCs w:val="20"/>
     </w:rPr>
   </w:style>
-  <w:style w:type="paragraph" w:styleId="BodyTextFirstIndent">
+  <w:style w:type="paragraph" w:styleId="Primorientrocorpodeltesto">
     <w:name w:val="Body Text First Indent"/>
-    <w:basedOn w:val="BodyText"/>
+    <w:basedOn w:val="Corpotesto"/>
     <w:pPr>
       <w:spacing w:after="120"/>
       <w:ind w:firstLine="210"/>
       <w:jc w:val="left"/>
     </w:pPr>
   </w:style>
-  <w:style w:type="paragraph" w:styleId="BodyTextFirstIndent2">
+  <w:style w:type="paragraph" w:styleId="Primorientrocorpodeltesto2">
     <w:name w:val="Body Text First Indent 2"/>
-    <w:basedOn w:val="BodyTextIndent"/>
+    <w:basedOn w:val="Rientrocorpodeltesto"/>
     <w:pPr>
       <w:spacing w:after="120" w:line="240" w:lineRule="auto"/>
       <w:ind w:left="283" w:firstLine="210"/>
       <w:jc w:val="left"/>
     </w:pPr>
   </w:style>
-  <w:style w:type="paragraph" w:styleId="ListBullet">
+  <w:style w:type="paragraph" w:styleId="Puntoelenco">
     <w:name w:val="List Bullet"/>
-    <w:basedOn w:val="Normal"/>
+    <w:basedOn w:val="Normale"/>
     <w:autoRedefine/>
     <w:pPr>
       <w:numPr>
@@ -6749,9 +7056,9 @@
       </w:numPr>
     </w:pPr>
   </w:style>
-  <w:style w:type="paragraph" w:styleId="ListBullet2">
+  <w:style w:type="paragraph" w:styleId="Puntoelenco2">
     <w:name w:val="List Bullet 2"/>
-    <w:basedOn w:val="Normal"/>
+    <w:basedOn w:val="Normale"/>
     <w:autoRedefine/>
     <w:pPr>
       <w:numPr>
@@ -6759,9 +7066,9 @@
       </w:numPr>
     </w:pPr>
   </w:style>
-  <w:style w:type="paragraph" w:styleId="ListBullet3">
+  <w:style w:type="paragraph" w:styleId="Puntoelenco3">
     <w:name w:val="List Bullet 3"/>
-    <w:basedOn w:val="Normal"/>
+    <w:basedOn w:val="Normale"/>
     <w:autoRedefine/>
     <w:pPr>
       <w:numPr>
@@ -6769,9 +7076,9 @@
       </w:numPr>
     </w:pPr>
   </w:style>
-  <w:style w:type="paragraph" w:styleId="ListBullet4">
+  <w:style w:type="paragraph" w:styleId="Puntoelenco4">
     <w:name w:val="List Bullet 4"/>
-    <w:basedOn w:val="Normal"/>
+    <w:basedOn w:val="Normale"/>
     <w:autoRedefine/>
     <w:pPr>
       <w:numPr>
@@ -6779,9 +7086,9 @@
       </w:numPr>
     </w:pPr>
   </w:style>
-  <w:style w:type="paragraph" w:styleId="ListBullet5">
+  <w:style w:type="paragraph" w:styleId="Puntoelenco5">
     <w:name w:val="List Bullet 5"/>
-    <w:basedOn w:val="Normal"/>
+    <w:basedOn w:val="Normale"/>
     <w:autoRedefine/>
     <w:pPr>
       <w:numPr>
@@ -6789,17 +7096,17 @@
       </w:numPr>
     </w:pPr>
   </w:style>
-  <w:style w:type="paragraph" w:styleId="BodyTextIndent2">
+  <w:style w:type="paragraph" w:styleId="Rientrocorpodeltesto2">
     <w:name w:val="Body Text Indent 2"/>
-    <w:basedOn w:val="Normal"/>
+    <w:basedOn w:val="Normale"/>
     <w:pPr>
       <w:spacing w:after="120" w:line="480" w:lineRule="auto"/>
       <w:ind w:left="283"/>
     </w:pPr>
   </w:style>
-  <w:style w:type="paragraph" w:styleId="BodyTextIndent3">
+  <w:style w:type="paragraph" w:styleId="Rientrocorpodeltesto3">
     <w:name w:val="Body Text Indent 3"/>
-    <w:basedOn w:val="Normal"/>
+    <w:basedOn w:val="Normale"/>
     <w:pPr>
       <w:spacing w:after="120"/>
       <w:ind w:left="283"/>
@@ -6809,103 +7116,103 @@
       <w:szCs w:val="16"/>
     </w:rPr>
   </w:style>
-  <w:style w:type="paragraph" w:styleId="NormalIndent">
+  <w:style w:type="paragraph" w:styleId="Rientronormale">
     <w:name w:val="Normal Indent"/>
-    <w:basedOn w:val="Normal"/>
+    <w:basedOn w:val="Normale"/>
     <w:pPr>
       <w:ind w:left="708"/>
     </w:pPr>
   </w:style>
-  <w:style w:type="paragraph" w:styleId="TOC1">
+  <w:style w:type="paragraph" w:styleId="Sommario1">
     <w:name w:val="toc 1"/>
-    <w:basedOn w:val="Normal"/>
-    <w:next w:val="Normal"/>
+    <w:basedOn w:val="Normale"/>
+    <w:next w:val="Normale"/>
     <w:autoRedefine/>
     <w:semiHidden/>
   </w:style>
-  <w:style w:type="paragraph" w:styleId="TOC2">
+  <w:style w:type="paragraph" w:styleId="Sommario2">
     <w:name w:val="toc 2"/>
-    <w:basedOn w:val="Normal"/>
-    <w:next w:val="Normal"/>
+    <w:basedOn w:val="Normale"/>
+    <w:next w:val="Normale"/>
     <w:autoRedefine/>
     <w:semiHidden/>
     <w:pPr>
       <w:ind w:left="240"/>
     </w:pPr>
   </w:style>
-  <w:style w:type="paragraph" w:styleId="TOC3">
+  <w:style w:type="paragraph" w:styleId="Sommario3">
     <w:name w:val="toc 3"/>
-    <w:basedOn w:val="Normal"/>
-    <w:next w:val="Normal"/>
+    <w:basedOn w:val="Normale"/>
+    <w:next w:val="Normale"/>
     <w:autoRedefine/>
     <w:semiHidden/>
     <w:pPr>
       <w:ind w:left="480"/>
     </w:pPr>
   </w:style>
-  <w:style w:type="paragraph" w:styleId="TOC4">
+  <w:style w:type="paragraph" w:styleId="Sommario4">
     <w:name w:val="toc 4"/>
-    <w:basedOn w:val="Normal"/>
-    <w:next w:val="Normal"/>
+    <w:basedOn w:val="Normale"/>
+    <w:next w:val="Normale"/>
     <w:autoRedefine/>
     <w:semiHidden/>
     <w:pPr>
       <w:ind w:left="720"/>
     </w:pPr>
   </w:style>
-  <w:style w:type="paragraph" w:styleId="TOC5">
+  <w:style w:type="paragraph" w:styleId="Sommario5">
     <w:name w:val="toc 5"/>
-    <w:basedOn w:val="Normal"/>
-    <w:next w:val="Normal"/>
+    <w:basedOn w:val="Normale"/>
+    <w:next w:val="Normale"/>
     <w:autoRedefine/>
     <w:semiHidden/>
     <w:pPr>
       <w:ind w:left="960"/>
     </w:pPr>
   </w:style>
-  <w:style w:type="paragraph" w:styleId="TOC6">
+  <w:style w:type="paragraph" w:styleId="Sommario6">
     <w:name w:val="toc 6"/>
-    <w:basedOn w:val="Normal"/>
-    <w:next w:val="Normal"/>
+    <w:basedOn w:val="Normale"/>
+    <w:next w:val="Normale"/>
     <w:autoRedefine/>
     <w:semiHidden/>
     <w:pPr>
       <w:ind w:left="1200"/>
     </w:pPr>
   </w:style>
-  <w:style w:type="paragraph" w:styleId="TOC7">
+  <w:style w:type="paragraph" w:styleId="Sommario7">
     <w:name w:val="toc 7"/>
-    <w:basedOn w:val="Normal"/>
-    <w:next w:val="Normal"/>
+    <w:basedOn w:val="Normale"/>
+    <w:next w:val="Normale"/>
     <w:autoRedefine/>
     <w:semiHidden/>
     <w:pPr>
       <w:ind w:left="1440"/>
     </w:pPr>
   </w:style>
-  <w:style w:type="paragraph" w:styleId="TOC8">
+  <w:style w:type="paragraph" w:styleId="Sommario8">
     <w:name w:val="toc 8"/>
-    <w:basedOn w:val="Normal"/>
-    <w:next w:val="Normal"/>
+    <w:basedOn w:val="Normale"/>
+    <w:next w:val="Normale"/>
     <w:autoRedefine/>
     <w:semiHidden/>
     <w:pPr>
       <w:ind w:left="1680"/>
     </w:pPr>
   </w:style>
-  <w:style w:type="paragraph" w:styleId="TOC9">
+  <w:style w:type="paragraph" w:styleId="Sommario9">
     <w:name w:val="toc 9"/>
-    <w:basedOn w:val="Normal"/>
-    <w:next w:val="Normal"/>
+    <w:basedOn w:val="Normale"/>
+    <w:next w:val="Normale"/>
     <w:autoRedefine/>
     <w:semiHidden/>
     <w:pPr>
       <w:ind w:left="1920"/>
     </w:pPr>
   </w:style>
-  <w:style w:type="paragraph" w:styleId="Subtitle">
+  <w:style w:type="paragraph" w:styleId="Sottotitolo">
     <w:name w:val="Subtitle"/>
-    <w:basedOn w:val="Normal"/>
+    <w:basedOn w:val="Normale"/>
     <w:qFormat/>
     <w:pPr>
       <w:spacing w:after="60"/>
@@ -6916,24 +7223,24 @@
       <w:rFonts w:ascii="Arial" w:hAnsi="Arial" w:cs="Arial"/>
     </w:rPr>
   </w:style>
-  <w:style w:type="paragraph" w:styleId="CommentText">
+  <w:style w:type="paragraph" w:styleId="Testocommento">
     <w:name w:val="annotation text"/>
-    <w:basedOn w:val="Normal"/>
+    <w:basedOn w:val="Normale"/>
     <w:semiHidden/>
     <w:rPr>
       <w:sz w:val="20"/>
       <w:szCs w:val="20"/>
     </w:rPr>
   </w:style>
-  <w:style w:type="paragraph" w:styleId="BlockText">
+  <w:style w:type="paragraph" w:styleId="Testodelblocco">
     <w:name w:val="Block Text"/>
-    <w:basedOn w:val="Normal"/>
+    <w:basedOn w:val="Normale"/>
     <w:pPr>
       <w:spacing w:after="120"/>
       <w:ind w:left="1440" w:right="1440"/>
     </w:pPr>
   </w:style>
-  <w:style w:type="paragraph" w:styleId="MacroText">
+  <w:style w:type="paragraph" w:styleId="Testomacro">
     <w:name w:val="macro"/>
     <w:semiHidden/>
     <w:pPr>
@@ -6954,19 +7261,19 @@
       <w:lang w:val="it-IT" w:eastAsia="it-IT"/>
     </w:rPr>
   </w:style>
-  <w:style w:type="paragraph" w:styleId="PlainText">
+  <w:style w:type="paragraph" w:styleId="Testonormale">
     <w:name w:val="Plain Text"/>
-    <w:basedOn w:val="Normal"/>
+    <w:basedOn w:val="Normale"/>
     <w:rPr>
       <w:rFonts w:ascii="Courier New" w:hAnsi="Courier New" w:cs="Courier New"/>
       <w:sz w:val="20"/>
       <w:szCs w:val="20"/>
     </w:rPr>
   </w:style>
-  <w:style w:type="paragraph" w:styleId="FootnoteText">
+  <w:style w:type="paragraph" w:styleId="Testonotaapidipagina">
     <w:name w:val="footnote text"/>
-    <w:basedOn w:val="Normal"/>
-    <w:link w:val="FootnoteTextChar"/>
+    <w:basedOn w:val="Normale"/>
+    <w:link w:val="TestonotaapidipaginaCarattere"/>
     <w:uiPriority w:val="99"/>
     <w:semiHidden/>
     <w:rPr>
@@ -6974,19 +7281,19 @@
       <w:szCs w:val="20"/>
     </w:rPr>
   </w:style>
-  <w:style w:type="paragraph" w:styleId="EndnoteText">
+  <w:style w:type="paragraph" w:styleId="Testonotadichiusura">
     <w:name w:val="endnote text"/>
-    <w:basedOn w:val="Normal"/>
+    <w:basedOn w:val="Normale"/>
     <w:semiHidden/>
     <w:rPr>
       <w:sz w:val="20"/>
       <w:szCs w:val="20"/>
     </w:rPr>
   </w:style>
-  <w:style w:type="paragraph" w:styleId="Title">
+  <w:style w:type="paragraph" w:styleId="Titolo">
     <w:name w:val="Title"/>
-    <w:basedOn w:val="Normal"/>
-    <w:link w:val="TitleChar"/>
+    <w:basedOn w:val="Normale"/>
+    <w:link w:val="TitoloCarattere"/>
     <w:qFormat/>
     <w:pPr>
       <w:spacing w:before="240" w:after="60"/>
@@ -7002,10 +7309,10 @@
       <w:szCs w:val="32"/>
     </w:rPr>
   </w:style>
-  <w:style w:type="paragraph" w:styleId="IndexHeading">
+  <w:style w:type="paragraph" w:styleId="Titoloindice">
     <w:name w:val="index heading"/>
-    <w:basedOn w:val="Normal"/>
-    <w:next w:val="Index1"/>
+    <w:basedOn w:val="Normale"/>
+    <w:next w:val="Indice1"/>
     <w:semiHidden/>
     <w:rPr>
       <w:rFonts w:ascii="Arial" w:hAnsi="Arial" w:cs="Arial"/>
@@ -7013,10 +7320,10 @@
       <w:bCs/>
     </w:rPr>
   </w:style>
-  <w:style w:type="paragraph" w:styleId="TOAHeading">
+  <w:style w:type="paragraph" w:styleId="Titoloindicefonti">
     <w:name w:val="toa heading"/>
-    <w:basedOn w:val="Normal"/>
-    <w:next w:val="Normal"/>
+    <w:basedOn w:val="Normale"/>
+    <w:next w:val="Normale"/>
     <w:semiHidden/>
     <w:pPr>
       <w:spacing w:before="120"/>
@@ -7027,9 +7334,9 @@
       <w:bCs/>
     </w:rPr>
   </w:style>
-  <w:style w:type="table" w:styleId="TableGrid">
+  <w:style w:type="table" w:styleId="Grigliatabella">
     <w:name w:val="Table Grid"/>
-    <w:basedOn w:val="TableNormal"/>
+    <w:basedOn w:val="Tabellanormale"/>
     <w:uiPriority w:val="39"/>
     <w:rsid w:val="003441CA"/>
     <w:tblPr>
@@ -7043,9 +7350,9 @@
       </w:tblBorders>
     </w:tblPr>
   </w:style>
-  <w:style w:type="paragraph" w:styleId="BalloonText">
+  <w:style w:type="paragraph" w:styleId="Testofumetto">
     <w:name w:val="Balloon Text"/>
-    <w:basedOn w:val="Normal"/>
+    <w:basedOn w:val="Normale"/>
     <w:semiHidden/>
     <w:rsid w:val="00741B9F"/>
     <w:rPr>
@@ -7056,12 +7363,12 @@
   </w:style>
   <w:style w:type="character" w:customStyle="1" w:styleId="apple-style-span">
     <w:name w:val="apple-style-span"/>
-    <w:basedOn w:val="DefaultParagraphFont"/>
+    <w:basedOn w:val="Carpredefinitoparagrafo"/>
     <w:rsid w:val="00724D4B"/>
   </w:style>
   <w:style w:type="paragraph" w:customStyle="1" w:styleId="ColorfulList-Accent11">
     <w:name w:val="Colorful List - Accent 11"/>
-    <w:basedOn w:val="Normal"/>
+    <w:basedOn w:val="Normale"/>
     <w:uiPriority w:val="34"/>
     <w:qFormat/>
     <w:rsid w:val="003F14DF"/>
@@ -7077,14 +7384,14 @@
       <w:lang w:eastAsia="en-US"/>
     </w:rPr>
   </w:style>
-  <w:style w:type="character" w:customStyle="1" w:styleId="FootnoteTextChar">
-    <w:name w:val="Footnote Text Char"/>
-    <w:link w:val="FootnoteText"/>
+  <w:style w:type="character" w:customStyle="1" w:styleId="TestonotaapidipaginaCarattere">
+    <w:name w:val="Testo nota a piè di pagina Carattere"/>
+    <w:link w:val="Testonotaapidipagina"/>
     <w:uiPriority w:val="99"/>
     <w:semiHidden/>
     <w:rsid w:val="003F14DF"/>
   </w:style>
-  <w:style w:type="character" w:styleId="FootnoteReference">
+  <w:style w:type="character" w:styleId="Rimandonotaapidipagina">
     <w:name w:val="footnote reference"/>
     <w:uiPriority w:val="99"/>
     <w:unhideWhenUsed/>
@@ -7109,9 +7416,9 @@
       <w:lang w:val="it-IT" w:eastAsia="ja-JP"/>
     </w:rPr>
   </w:style>
-  <w:style w:type="character" w:customStyle="1" w:styleId="TitleChar">
-    <w:name w:val="Title Char"/>
-    <w:link w:val="Title"/>
+  <w:style w:type="character" w:customStyle="1" w:styleId="TitoloCarattere">
+    <w:name w:val="Titolo Carattere"/>
+    <w:link w:val="Titolo"/>
     <w:rsid w:val="00A05A27"/>
     <w:rPr>
       <w:rFonts w:ascii="Arial" w:hAnsi="Arial" w:cs="Arial"/>
@@ -7122,9 +7429,9 @@
       <w:szCs w:val="32"/>
     </w:rPr>
   </w:style>
-  <w:style w:type="character" w:customStyle="1" w:styleId="BodyTextIndentChar">
-    <w:name w:val="Body Text Indent Char"/>
-    <w:link w:val="BodyTextIndent"/>
+  <w:style w:type="character" w:customStyle="1" w:styleId="RientrocorpodeltestoCarattere">
+    <w:name w:val="Rientro corpo del testo Carattere"/>
+    <w:link w:val="Rientrocorpodeltesto"/>
     <w:uiPriority w:val="99"/>
     <w:locked/>
     <w:rsid w:val="008A6BD0"/>
